--- a/KIRO_WRITEUP.docx
+++ b/KIRO_WRITEUP.docx
@@ -2,13 +2,13 @@
 <file path=word/document.xml><?xml version="1.0" encoding="utf-8"?>
 <w:document xmlns:w="http://schemas.openxmlformats.org/wordprocessingml/2006/main" xmlns:m="http://schemas.openxmlformats.org/officeDocument/2006/math" xmlns:r="http://schemas.openxmlformats.org/officeDocument/2006/relationships" xmlns:o="urn:schemas-microsoft-com:office:office" xmlns:v="urn:schemas-microsoft-com:vml" xmlns:w10="urn:schemas-microsoft-com:office:word" xmlns:a="http://schemas.openxmlformats.org/drawingml/2006/main" xmlns:pic="http://schemas.openxmlformats.org/drawingml/2006/picture" xmlns:wp="http://schemas.openxmlformats.org/drawingml/2006/wordprocessingDrawing">
   <w:body>
-    <w:bookmarkStart w:id="24" w:name="X2b8f8ea0bed90314a7d8140dfdd1d0c84901ac1"/>
+    <w:bookmarkStart w:id="33" w:name="X7444a92cbde4cee82719f7025fc0589beccc703"/>
     <w:p>
       <w:pPr>
         <w:pStyle w:val="Heading1"/>
       </w:pPr>
       <w:r>
-        <w:t xml:space="preserve">How We Used Kiro to Build AuthAI (Prior Authorization Agent)</w:t>
+        <w:t xml:space="preserve">How We Used Kiro to Build AuthAI — Full Project Story</w:t>
       </w:r>
     </w:p>
     <w:p>
@@ -16,7 +16,23 @@
         <w:pStyle w:val="FirstParagraph"/>
       </w:pPr>
       <w:r>
-        <w:t xml:space="preserve">This document is written for hackathon judges. It explains how we used</w:t>
+        <w:t xml:space="preserve">This document is written for hackathon judges. It explains</w:t>
+      </w:r>
+      <w:r>
+        <w:t xml:space="preserve"> </w:t>
+      </w:r>
+      <w:r>
+        <w:rPr>
+          <w:b/>
+          <w:bCs/>
+        </w:rPr>
+        <w:t xml:space="preserve">how we built the entire AuthAI (Prior Authorization Agent) project</w:t>
+      </w:r>
+      <w:r>
+        <w:t xml:space="preserve"> </w:t>
+      </w:r>
+      <w:r>
+        <w:t xml:space="preserve">using</w:t>
       </w:r>
       <w:r>
         <w:t xml:space="preserve"> </w:t>
@@ -29,20 +45,62 @@
         <w:t xml:space="preserve">Kiro</w:t>
       </w:r>
       <w:r>
-        <w:t xml:space="preserve">—AWS’s agentic IDE—in a workflow comparable to other AI-native editors (for example Cursor with Claude) to move from</w:t>
-      </w:r>
-      <w:r>
-        <w:t xml:space="preserve"> </w:t>
-      </w:r>
-      <w:r>
-        <w:rPr>
-          <w:b/>
-          <w:bCs/>
-        </w:rPr>
-        <w:t xml:space="preserve">plan → specification → implementation → polish</w:t>
-      </w:r>
-      <w:r>
-        <w:t xml:space="preserve">, and how that shows up in the quality of the shipped project.</w:t>
+        <w:t xml:space="preserve">—AWS’s agentic IDE—in the same spirit as Cursor + Claude:</w:t>
+      </w:r>
+      <w:r>
+        <w:t xml:space="preserve"> </w:t>
+      </w:r>
+      <w:r>
+        <w:rPr>
+          <w:b/>
+          <w:bCs/>
+        </w:rPr>
+        <w:t xml:space="preserve">plan → specification → multi-file implementation → polish</w:t>
+      </w:r>
+      <w:r>
+        <w:t xml:space="preserve">, with Kiro features (spec-driven development, steering context, MCP-style doc grounding, agent automation) applied end to end.</w:t>
+      </w:r>
+    </w:p>
+    <w:p>
+      <w:pPr>
+        <w:pStyle w:val="BodyText"/>
+      </w:pPr>
+      <w:r>
+        <w:t xml:space="preserve">Companion files:</w:t>
+      </w:r>
+      <w:r>
+        <w:t xml:space="preserve"> </w:t>
+      </w:r>
+      <w:r>
+        <w:rPr>
+          <w:rStyle w:val="VerbatimChar"/>
+          <w:b/>
+          <w:bCs/>
+        </w:rPr>
+        <w:t xml:space="preserve">KIRO_WRITEUP.md</w:t>
+      </w:r>
+      <w:r>
+        <w:t xml:space="preserve"> </w:t>
+      </w:r>
+      <w:r>
+        <w:t xml:space="preserve">(this file) and</w:t>
+      </w:r>
+      <w:r>
+        <w:t xml:space="preserve"> </w:t>
+      </w:r>
+      <w:r>
+        <w:rPr>
+          <w:rStyle w:val="VerbatimChar"/>
+          <w:b/>
+          <w:bCs/>
+        </w:rPr>
+        <w:t xml:space="preserve">KIRO_WRITEUP.docx</w:t>
+      </w:r>
+      <w:r>
+        <w:t xml:space="preserve"> </w:t>
+      </w:r>
+      <w:r>
+        <w:t xml:space="preserve">(export for submission).</w:t>
       </w:r>
     </w:p>
     <w:p>
@@ -52,13 +110,13 @@
         </w:pict>
       </w:r>
     </w:p>
-    <w:bookmarkStart w:id="9" w:name="summary"/>
+    <w:bookmarkStart w:id="9" w:name="what-we-set-out-to-build"/>
     <w:p>
       <w:pPr>
         <w:pStyle w:val="Heading2"/>
       </w:pPr>
       <w:r>
-        <w:t xml:space="preserve">Summary</w:t>
+        <w:t xml:space="preserve">What we set out to build</w:t>
       </w:r>
     </w:p>
     <w:p>
@@ -66,58 +124,149 @@
         <w:pStyle w:val="FirstParagraph"/>
       </w:pPr>
       <w:r>
-        <w:t xml:space="preserve">We treated Kiro as the</w:t>
-      </w:r>
-      <w:r>
-        <w:t xml:space="preserve"> </w:t>
-      </w:r>
-      <w:r>
-        <w:rPr>
-          <w:b/>
-          <w:bCs/>
-        </w:rPr>
-        <w:t xml:space="preserve">orchestration layer for development</w:t>
-      </w:r>
-      <w:r>
-        <w:t xml:space="preserve">: it helped us keep a clear product story (prior-auth automation), translate that into concrete files and types (</w:t>
-      </w:r>
-      <w:r>
-        <w:rPr>
-          <w:rStyle w:val="VerbatimChar"/>
-        </w:rPr>
-        <w:t xml:space="preserve">lib/types.ts</w:t>
-      </w:r>
-      <w:r>
-        <w:t xml:space="preserve">, agent prompts, SSE contract), and iterate on UI and API behavior without losing structure. The app’s architecture—parallel agents, streaming SSE, a single orchestrator, typed events—reflects</w:t>
-      </w:r>
-      <w:r>
-        <w:t xml:space="preserve"> </w:t>
-      </w:r>
-      <w:r>
-        <w:rPr>
-          <w:b/>
-          <w:bCs/>
-        </w:rPr>
-        <w:t xml:space="preserve">spec-driven development</w:t>
-      </w:r>
-      <w:r>
-        <w:t xml:space="preserve"> </w:t>
-      </w:r>
-      <w:r>
-        <w:t xml:space="preserve">first, then</w:t>
-      </w:r>
-      <w:r>
-        <w:t xml:space="preserve"> </w:t>
-      </w:r>
-      <w:r>
-        <w:rPr>
-          <w:b/>
-          <w:bCs/>
-        </w:rPr>
-        <w:t xml:space="preserve">implementation guided by the agent</w:t>
-      </w:r>
-      <w:r>
-        <w:t xml:space="preserve">, not the reverse.</w:t>
+        <w:rPr>
+          <w:b/>
+          <w:bCs/>
+        </w:rPr>
+        <w:t xml:space="preserve">Problem:</w:t>
+      </w:r>
+      <w:r>
+        <w:t xml:space="preserve"> </w:t>
+      </w:r>
+      <w:r>
+        <w:t xml:space="preserve">Medication prior authorization (PA) is manual: providers repeat structured narratives for payers.</w:t>
+      </w:r>
+    </w:p>
+    <w:p>
+      <w:pPr>
+        <w:pStyle w:val="BodyText"/>
+      </w:pPr>
+      <w:r>
+        <w:rPr>
+          <w:b/>
+          <w:bCs/>
+        </w:rPr>
+        <w:t xml:space="preserve">Product:</w:t>
+      </w:r>
+      <w:r>
+        <w:t xml:space="preserve"> </w:t>
+      </w:r>
+      <w:r>
+        <w:t xml:space="preserve">A</w:t>
+      </w:r>
+      <w:r>
+        <w:t xml:space="preserve"> </w:t>
+      </w:r>
+      <w:r>
+        <w:rPr>
+          <w:b/>
+          <w:bCs/>
+        </w:rPr>
+        <w:t xml:space="preserve">Next.js</w:t>
+      </w:r>
+      <w:r>
+        <w:t xml:space="preserve"> </w:t>
+      </w:r>
+      <w:r>
+        <w:t xml:space="preserve">web app where a clinician selects a patient, describes the case (text—and optionally voice), then</w:t>
+      </w:r>
+      <w:r>
+        <w:t xml:space="preserve"> </w:t>
+      </w:r>
+      <w:r>
+        <w:rPr>
+          <w:b/>
+          <w:bCs/>
+        </w:rPr>
+        <w:t xml:space="preserve">four AI specialists</w:t>
+      </w:r>
+      <w:r>
+        <w:t xml:space="preserve"> </w:t>
+      </w:r>
+      <w:r>
+        <w:t xml:space="preserve">run</w:t>
+      </w:r>
+      <w:r>
+        <w:t xml:space="preserve"> </w:t>
+      </w:r>
+      <w:r>
+        <w:rPr>
+          <w:b/>
+          <w:bCs/>
+        </w:rPr>
+        <w:t xml:space="preserve">in parallel</w:t>
+      </w:r>
+      <w:r>
+        <w:t xml:space="preserve"> </w:t>
+      </w:r>
+      <w:r>
+        <w:t xml:space="preserve">(questions, patient summary, step therapy, clinical justification). A</w:t>
+      </w:r>
+      <w:r>
+        <w:t xml:space="preserve"> </w:t>
+      </w:r>
+      <w:r>
+        <w:rPr>
+          <w:b/>
+          <w:bCs/>
+        </w:rPr>
+        <w:t xml:space="preserve">form-filling agent</w:t>
+      </w:r>
+      <w:r>
+        <w:t xml:space="preserve"> </w:t>
+      </w:r>
+      <w:r>
+        <w:t xml:space="preserve">merges outputs (plus any user answers to gaps) into a</w:t>
+      </w:r>
+      <w:r>
+        <w:t xml:space="preserve"> </w:t>
+      </w:r>
+      <w:r>
+        <w:rPr>
+          <w:b/>
+          <w:bCs/>
+        </w:rPr>
+        <w:t xml:space="preserve">typed JSON prior-auth form</w:t>
+      </w:r>
+      <w:r>
+        <w:t xml:space="preserve">. The user reviews, prints/PDFs, and can trigger optional</w:t>
+      </w:r>
+      <w:r>
+        <w:t xml:space="preserve"> </w:t>
+      </w:r>
+      <w:r>
+        <w:rPr>
+          <w:b/>
+          <w:bCs/>
+        </w:rPr>
+        <w:t xml:space="preserve">outbound voice calls</w:t>
+      </w:r>
+      <w:r>
+        <w:t xml:space="preserve">.</w:t>
+      </w:r>
+    </w:p>
+    <w:p>
+      <w:pPr>
+        <w:pStyle w:val="BodyText"/>
+      </w:pPr>
+      <w:r>
+        <w:t xml:space="preserve">That single sentence was the anchor; everything below was implemented as</w:t>
+      </w:r>
+      <w:r>
+        <w:t xml:space="preserve"> </w:t>
+      </w:r>
+      <w:r>
+        <w:rPr>
+          <w:b/>
+          <w:bCs/>
+        </w:rPr>
+        <w:t xml:space="preserve">layers</w:t>
+      </w:r>
+      <w:r>
+        <w:t xml:space="preserve"> </w:t>
+      </w:r>
+      <w:r>
+        <w:t xml:space="preserve">so Kiro could plan and edit without collapsing the architecture.</w:t>
       </w:r>
     </w:p>
     <w:p>
@@ -128,43 +277,22 @@
       </w:r>
     </w:p>
     <w:bookmarkEnd w:id="9"/>
-    <w:bookmarkStart w:id="16" w:name="kiro-features-in-practice"/>
+    <w:bookmarkStart w:id="18" w:name="X27c2468fe4672dbda5867da078f6fad38e775b6"/>
     <w:p>
       <w:pPr>
         <w:pStyle w:val="Heading2"/>
       </w:pPr>
       <w:r>
-        <w:t xml:space="preserve">Kiro Features in Practice</w:t>
-      </w:r>
-    </w:p>
-    <w:bookmarkStart w:id="10" w:name="spec-driven-development"/>
+        <w:t xml:space="preserve">How we built it — chronological build phases</w:t>
+      </w:r>
+    </w:p>
+    <w:bookmarkStart w:id="10" w:name="Xa2984284d5fa0a4fad9f53afd7b619df79c1065"/>
     <w:p>
       <w:pPr>
         <w:pStyle w:val="Heading3"/>
       </w:pPr>
       <w:r>
-        <w:t xml:space="preserve">Spec-driven development</w:t>
-      </w:r>
-    </w:p>
-    <w:p>
-      <w:pPr>
-        <w:pStyle w:val="FirstParagraph"/>
-      </w:pPr>
-      <w:r>
-        <w:t xml:space="preserve">Before expanding the codebase, we aligned on</w:t>
-      </w:r>
-      <w:r>
-        <w:t xml:space="preserve"> </w:t>
-      </w:r>
-      <w:r>
-        <w:rPr>
-          <w:b/>
-          <w:bCs/>
-        </w:rPr>
-        <w:t xml:space="preserve">data contracts and behavior</w:t>
-      </w:r>
-      <w:r>
-        <w:t xml:space="preserve">:</w:t>
+        <w:t xml:space="preserve">Phase 1 — Foundation (App Router, styling, types)</w:t>
       </w:r>
     </w:p>
     <w:p>
@@ -180,19 +308,32 @@
           <w:b/>
           <w:bCs/>
         </w:rPr>
-        <w:t xml:space="preserve">Types first</w:t>
-      </w:r>
-      <w:r>
-        <w:t xml:space="preserve">:</w:t>
-      </w:r>
-      <w:r>
-        <w:t xml:space="preserve"> </w:t>
-      </w:r>
-      <w:r>
-        <w:rPr>
-          <w:rStyle w:val="VerbatimChar"/>
-        </w:rPr>
-        <w:t xml:space="preserve">PriorAuthForm</w:t>
+        <w:t xml:space="preserve">Scaffold:</w:t>
+      </w:r>
+      <w:r>
+        <w:t xml:space="preserve"> </w:t>
+      </w:r>
+      <w:r>
+        <w:t xml:space="preserve">Next.js 15</w:t>
+      </w:r>
+      <w:r>
+        <w:t xml:space="preserve"> </w:t>
+      </w:r>
+      <w:r>
+        <w:rPr>
+          <w:b/>
+          <w:bCs/>
+        </w:rPr>
+        <w:t xml:space="preserve">App Router</w:t>
+      </w:r>
+      <w:r>
+        <w:t xml:space="preserve">, TypeScript, Tailwind, ESLint (</w:t>
+      </w:r>
+      <w:r>
+        <w:rPr>
+          <w:rStyle w:val="VerbatimChar"/>
+        </w:rPr>
+        <w:t xml:space="preserve">package.json</w:t>
       </w:r>
       <w:r>
         <w:t xml:space="preserve">,</w:t>
@@ -204,7 +345,7 @@
         <w:rPr>
           <w:rStyle w:val="VerbatimChar"/>
         </w:rPr>
-        <w:t xml:space="preserve">AuthRequest</w:t>
+        <w:t xml:space="preserve">next.config.ts</w:t>
       </w:r>
       <w:r>
         <w:t xml:space="preserve">,</w:t>
@@ -216,22 +357,10 @@
         <w:rPr>
           <w:rStyle w:val="VerbatimChar"/>
         </w:rPr>
-        <w:t xml:space="preserve">SSEEvent</w:t>
-      </w:r>
-      <w:r>
-        <w:t xml:space="preserve">, and agent metadata live in</w:t>
-      </w:r>
-      <w:r>
-        <w:t xml:space="preserve"> </w:t>
-      </w:r>
-      <w:r>
-        <w:rPr>
-          <w:rStyle w:val="VerbatimChar"/>
-        </w:rPr>
-        <w:t xml:space="preserve">lib/types.ts</w:t>
-      </w:r>
-      <w:r>
-        <w:t xml:space="preserve">. Every API and UI component consumes these shapes, which reduces drift between the streaming pipeline and the UI.</w:t>
+        <w:t xml:space="preserve">tailwind.config.ts</w:t>
+      </w:r>
+      <w:r>
+        <w:t xml:space="preserve">).</w:t>
       </w:r>
     </w:p>
     <w:p>
@@ -247,37 +376,46 @@
           <w:b/>
           <w:bCs/>
         </w:rPr>
-        <w:t xml:space="preserve">Explicit agent roles</w:t>
-      </w:r>
-      <w:r>
-        <w:t xml:space="preserve">: Each agent has a dedicated system prompt and prompt builder in</w:t>
-      </w:r>
-      <w:r>
-        <w:t xml:space="preserve"> </w:t>
-      </w:r>
-      <w:r>
-        <w:rPr>
-          <w:rStyle w:val="VerbatimChar"/>
-        </w:rPr>
-        <w:t xml:space="preserve">lib/agents/prompts.ts</w:t>
-      </w:r>
-      <w:r>
-        <w:t xml:space="preserve">, and execution order is visible in</w:t>
-      </w:r>
-      <w:r>
-        <w:t xml:space="preserve"> </w:t>
-      </w:r>
-      <w:r>
-        <w:rPr>
-          <w:rStyle w:val="VerbatimChar"/>
-        </w:rPr>
-        <w:t xml:space="preserve">lib/agents/orchestrator.ts</w:t>
-      </w:r>
-      <w:r>
-        <w:t xml:space="preserve"> </w:t>
-      </w:r>
-      <w:r>
-        <w:t xml:space="preserve">(parallel four agents, then form synthesis).</w:t>
+        <w:t xml:space="preserve">Global shell:</w:t>
+      </w:r>
+      <w:r>
+        <w:t xml:space="preserve"> </w:t>
+      </w:r>
+      <w:r>
+        <w:rPr>
+          <w:rStyle w:val="VerbatimChar"/>
+        </w:rPr>
+        <w:t xml:space="preserve">app/layout.tsx</w:t>
+      </w:r>
+      <w:r>
+        <w:t xml:space="preserve"> </w:t>
+      </w:r>
+      <w:r>
+        <w:t xml:space="preserve">and</w:t>
+      </w:r>
+      <w:r>
+        <w:t xml:space="preserve"> </w:t>
+      </w:r>
+      <w:r>
+        <w:rPr>
+          <w:rStyle w:val="VerbatimChar"/>
+        </w:rPr>
+        <w:t xml:space="preserve">app/globals.css</w:t>
+      </w:r>
+      <w:r>
+        <w:t xml:space="preserve"> </w:t>
+      </w:r>
+      <w:r>
+        <w:t xml:space="preserve">for the header and shared utility classes (</w:t>
+      </w:r>
+      <w:r>
+        <w:rPr>
+          <w:rStyle w:val="VerbatimChar"/>
+        </w:rPr>
+        <w:t xml:space="preserve">btn-primary</w:t>
+      </w:r>
+      <w:r>
+        <w:t xml:space="preserve">, cards, etc.).</w:t>
       </w:r>
     </w:p>
     <w:p>
@@ -293,10 +431,73 @@
           <w:b/>
           <w:bCs/>
         </w:rPr>
-        <w:t xml:space="preserve">Streaming protocol</w:t>
-      </w:r>
-      <w:r>
-        <w:t xml:space="preserve">: The browser and server agree on a discriminated union of SSE events (</w:t>
+        <w:t xml:space="preserve">Contracts first:</w:t>
+      </w:r>
+      <w:r>
+        <w:t xml:space="preserve"> </w:t>
+      </w:r>
+      <w:r>
+        <w:rPr>
+          <w:rStyle w:val="VerbatimChar"/>
+        </w:rPr>
+        <w:t xml:space="preserve">lib/types.ts</w:t>
+      </w:r>
+      <w:r>
+        <w:t xml:space="preserve"> </w:t>
+      </w:r>
+      <w:r>
+        <w:t xml:space="preserve">defines</w:t>
+      </w:r>
+      <w:r>
+        <w:t xml:space="preserve"> </w:t>
+      </w:r>
+      <w:r>
+        <w:rPr>
+          <w:rStyle w:val="VerbatimChar"/>
+        </w:rPr>
+        <w:t xml:space="preserve">PatientSummary</w:t>
+      </w:r>
+      <w:r>
+        <w:t xml:space="preserve">,</w:t>
+      </w:r>
+      <w:r>
+        <w:t xml:space="preserve"> </w:t>
+      </w:r>
+      <w:r>
+        <w:rPr>
+          <w:rStyle w:val="VerbatimChar"/>
+        </w:rPr>
+        <w:t xml:space="preserve">PatientRecord</w:t>
+      </w:r>
+      <w:r>
+        <w:t xml:space="preserve">,</w:t>
+      </w:r>
+      <w:r>
+        <w:t xml:space="preserve"> </w:t>
+      </w:r>
+      <w:r>
+        <w:rPr>
+          <w:rStyle w:val="VerbatimChar"/>
+        </w:rPr>
+        <w:t xml:space="preserve">AuthRequest</w:t>
+      </w:r>
+      <w:r>
+        <w:t xml:space="preserve">,</w:t>
+      </w:r>
+      <w:r>
+        <w:t xml:space="preserve"> </w:t>
+      </w:r>
+      <w:r>
+        <w:rPr>
+          <w:rStyle w:val="VerbatimChar"/>
+        </w:rPr>
+        <w:t xml:space="preserve">PriorAuthForm</w:t>
+      </w:r>
+      <w:r>
+        <w:t xml:space="preserve">, agent IDs,</w:t>
+      </w:r>
+      <w:r>
+        <w:t xml:space="preserve"> </w:t>
       </w:r>
       <w:r>
         <w:rPr>
@@ -305,123 +506,45 @@
         <w:t xml:space="preserve">SSEEvent</w:t>
       </w:r>
       <w:r>
-        <w:t xml:space="preserve"> </w:t>
-      </w:r>
-      <w:r>
-        <w:t xml:space="preserve">in</w:t>
-      </w:r>
-      <w:r>
-        <w:t xml:space="preserve"> </w:t>
-      </w:r>
-      <w:r>
-        <w:rPr>
-          <w:rStyle w:val="VerbatimChar"/>
-        </w:rPr>
-        <w:t xml:space="preserve">lib/types.ts</w:t>
-      </w:r>
-      <w:r>
-        <w:t xml:space="preserve">), so the processing page can switch on</w:t>
-      </w:r>
-      <w:r>
-        <w:t xml:space="preserve"> </w:t>
-      </w:r>
-      <w:r>
-        <w:rPr>
-          <w:rStyle w:val="VerbatimChar"/>
-        </w:rPr>
-        <w:t xml:space="preserve">ev.type</w:t>
-      </w:r>
-      <w:r>
-        <w:t xml:space="preserve"> </w:t>
-      </w:r>
-      <w:r>
-        <w:t xml:space="preserve">predictably.</w:t>
-      </w:r>
-    </w:p>
-    <w:p>
-      <w:pPr>
-        <w:pStyle w:val="FirstParagraph"/>
-      </w:pPr>
-      <w:r>
-        <w:t xml:space="preserve">Kiro’s planning workflow maps naturally to this:</w:t>
-      </w:r>
-      <w:r>
-        <w:t xml:space="preserve"> </w:t>
-      </w:r>
-      <w:r>
-        <w:rPr>
-          <w:b/>
-          <w:bCs/>
-        </w:rPr>
-        <w:t xml:space="preserve">define the spec (types + events + prompts), then generate or refine code against that spec.</w:t>
+        <w:t xml:space="preserve">, and related unions.</w:t>
+      </w:r>
+      <w:r>
+        <w:t xml:space="preserve"> </w:t>
+      </w:r>
+      <w:r>
+        <w:rPr>
+          <w:b/>
+          <w:bCs/>
+        </w:rPr>
+        <w:t xml:space="preserve">Kiro’s spec-driven flow started here</w:t>
+      </w:r>
+      <w:r>
+        <w:t xml:space="preserve">: we treated types as the API between UI, API routes, and prompts—when the agent proposed new fields, it had to update types, prompts, and</w:t>
+      </w:r>
+      <w:r>
+        <w:t xml:space="preserve"> </w:t>
+      </w:r>
+      <w:r>
+        <w:rPr>
+          <w:rStyle w:val="VerbatimChar"/>
+        </w:rPr>
+        <w:t xml:space="preserve">FormDisplay</w:t>
+      </w:r>
+      <w:r>
+        <w:t xml:space="preserve"> </w:t>
+      </w:r>
+      <w:r>
+        <w:t xml:space="preserve">together.</w:t>
       </w:r>
     </w:p>
     <w:bookmarkEnd w:id="10"/>
-    <w:bookmarkStart w:id="11" w:name="Xd0866a766bd93949742a936c8f8fb118b0e6ce3"/>
+    <w:bookmarkStart w:id="11" w:name="phase-2-mock-ehr-and-patient-api"/>
     <w:p>
       <w:pPr>
         <w:pStyle w:val="Heading3"/>
       </w:pPr>
       <w:r>
-        <w:t xml:space="preserve">“Vibe coding” (rapid, goal-directed iteration)</w:t>
-      </w:r>
-    </w:p>
-    <w:p>
-      <w:pPr>
-        <w:pStyle w:val="FirstParagraph"/>
-      </w:pPr>
-      <w:r>
-        <w:t xml:space="preserve">Once the skeleton existed, we used conversational iteration to refine UX and copy: step indicators, agent cards, question panels, and result actions (print, outbound calls). The goal was a</w:t>
-      </w:r>
-      <w:r>
-        <w:t xml:space="preserve"> </w:t>
-      </w:r>
-      <w:r>
-        <w:rPr>
-          <w:b/>
-          <w:bCs/>
-        </w:rPr>
-        <w:t xml:space="preserve">coherent demo path</w:t>
-      </w:r>
-      <w:r>
-        <w:t xml:space="preserve"> </w:t>
-      </w:r>
-      <w:r>
-        <w:t xml:space="preserve">(select → describe → processing → result) rather than isolated snippets. Kiro-style iteration kept changes localized to the relevant route or component while preserving the overall flow.</w:t>
-      </w:r>
-    </w:p>
-    <w:bookmarkEnd w:id="11"/>
-    <w:bookmarkStart w:id="12" w:name="steering-docs-and-project-context"/>
-    <w:p>
-      <w:pPr>
-        <w:pStyle w:val="Heading3"/>
-      </w:pPr>
-      <w:r>
-        <w:t xml:space="preserve">Steering docs and project context</w:t>
-      </w:r>
-    </w:p>
-    <w:p>
-      <w:pPr>
-        <w:pStyle w:val="FirstParagraph"/>
-      </w:pPr>
-      <w:r>
-        <w:t xml:space="preserve">We relied on</w:t>
-      </w:r>
-      <w:r>
-        <w:t xml:space="preserve"> </w:t>
-      </w:r>
-      <w:r>
-        <w:rPr>
-          <w:b/>
-          <w:bCs/>
-        </w:rPr>
-        <w:t xml:space="preserve">high-signal project context</w:t>
-      </w:r>
-      <w:r>
-        <w:t xml:space="preserve"> </w:t>
-      </w:r>
-      <w:r>
-        <w:t xml:space="preserve">so the agent stayed aligned:</w:t>
+        <w:t xml:space="preserve">Phase 2 — Mock “EHR” and patient API</w:t>
       </w:r>
     </w:p>
     <w:p>
@@ -437,13 +560,64 @@
           <w:b/>
           <w:bCs/>
         </w:rPr>
-        <w:t xml:space="preserve">README</w:t>
-      </w:r>
-      <w:r>
-        <w:t xml:space="preserve"> </w:t>
-      </w:r>
-      <w:r>
-        <w:t xml:space="preserve">as the source of truth for routes, folder layout, and data flow diagrams.</w:t>
+        <w:t xml:space="preserve">Data:</w:t>
+      </w:r>
+      <w:r>
+        <w:t xml:space="preserve"> </w:t>
+      </w:r>
+      <w:r>
+        <w:t xml:space="preserve">Each patient is a folder under</w:t>
+      </w:r>
+      <w:r>
+        <w:t xml:space="preserve"> </w:t>
+      </w:r>
+      <w:r>
+        <w:rPr>
+          <w:rStyle w:val="VerbatimChar"/>
+        </w:rPr>
+        <w:t xml:space="preserve">mock-data/</w:t>
+      </w:r>
+      <w:r>
+        <w:t xml:space="preserve"> </w:t>
+      </w:r>
+      <w:r>
+        <w:t xml:space="preserve">with seven</w:t>
+      </w:r>
+      <w:r>
+        <w:t xml:space="preserve"> </w:t>
+      </w:r>
+      <w:r>
+        <w:rPr>
+          <w:rStyle w:val="VerbatimChar"/>
+        </w:rPr>
+        <w:t xml:space="preserve">.txt</w:t>
+      </w:r>
+      <w:r>
+        <w:t xml:space="preserve"> </w:t>
+      </w:r>
+      <w:r>
+        <w:t xml:space="preserve">files (</w:t>
+      </w:r>
+      <w:r>
+        <w:rPr>
+          <w:rStyle w:val="VerbatimChar"/>
+        </w:rPr>
+        <w:t xml:space="preserve">patient_info</w:t>
+      </w:r>
+      <w:r>
+        <w:t xml:space="preserve">,</w:t>
+      </w:r>
+      <w:r>
+        <w:t xml:space="preserve"> </w:t>
+      </w:r>
+      <w:r>
+        <w:rPr>
+          <w:rStyle w:val="VerbatimChar"/>
+        </w:rPr>
+        <w:t xml:space="preserve">clinical_info</w:t>
+      </w:r>
+      <w:r>
+        <w:t xml:space="preserve">, etc.)—no real DB for the hackathon.</w:t>
       </w:r>
     </w:p>
     <w:p>
@@ -459,37 +633,61 @@
           <w:b/>
           <w:bCs/>
         </w:rPr>
-        <w:t xml:space="preserve">Single orchestration entry</w:t>
-      </w:r>
-      <w:r>
-        <w:t xml:space="preserve"> </w:t>
-      </w:r>
-      <w:r>
-        <w:t xml:space="preserve">(</w:t>
-      </w:r>
-      <w:r>
-        <w:rPr>
-          <w:rStyle w:val="VerbatimChar"/>
-        </w:rPr>
-        <w:t xml:space="preserve">orchestrate</w:t>
-      </w:r>
-      <w:r>
-        <w:t xml:space="preserve"> </w:t>
-      </w:r>
-      <w:r>
-        <w:t xml:space="preserve">in</w:t>
-      </w:r>
-      <w:r>
-        <w:t xml:space="preserve"> </w:t>
-      </w:r>
-      <w:r>
-        <w:rPr>
-          <w:rStyle w:val="VerbatimChar"/>
-        </w:rPr>
-        <w:t xml:space="preserve">lib/agents/orchestrator.ts</w:t>
-      </w:r>
-      <w:r>
-        <w:t xml:space="preserve">) so “where do agents run?” has one answer.</w:t>
+        <w:t xml:space="preserve">Server utilities:</w:t>
+      </w:r>
+      <w:r>
+        <w:t xml:space="preserve"> </w:t>
+      </w:r>
+      <w:r>
+        <w:rPr>
+          <w:rStyle w:val="VerbatimChar"/>
+        </w:rPr>
+        <w:t xml:space="preserve">lib/patients.ts</w:t>
+      </w:r>
+      <w:r>
+        <w:t xml:space="preserve"> </w:t>
+      </w:r>
+      <w:r>
+        <w:t xml:space="preserve">implements</w:t>
+      </w:r>
+      <w:r>
+        <w:t xml:space="preserve"> </w:t>
+      </w:r>
+      <w:r>
+        <w:rPr>
+          <w:rStyle w:val="VerbatimChar"/>
+        </w:rPr>
+        <w:t xml:space="preserve">listPatients()</w:t>
+      </w:r>
+      <w:r>
+        <w:t xml:space="preserve">,</w:t>
+      </w:r>
+      <w:r>
+        <w:t xml:space="preserve"> </w:t>
+      </w:r>
+      <w:r>
+        <w:rPr>
+          <w:rStyle w:val="VerbatimChar"/>
+        </w:rPr>
+        <w:t xml:space="preserve">loadPatient(id)</w:t>
+      </w:r>
+      <w:r>
+        <w:t xml:space="preserve">, and</w:t>
+      </w:r>
+      <w:r>
+        <w:t xml:space="preserve"> </w:t>
+      </w:r>
+      <w:r>
+        <w:rPr>
+          <w:rStyle w:val="VerbatimChar"/>
+        </w:rPr>
+        <w:t xml:space="preserve">buildPatientContext()</w:t>
+      </w:r>
+      <w:r>
+        <w:t xml:space="preserve"> </w:t>
+      </w:r>
+      <w:r>
+        <w:t xml:space="preserve">(one concatenated string for the LLM).</w:t>
       </w:r>
     </w:p>
     <w:p>
@@ -505,37 +703,37 @@
           <w:b/>
           <w:bCs/>
         </w:rPr>
-        <w:t xml:space="preserve">Environment variables</w:t>
-      </w:r>
-      <w:r>
-        <w:t xml:space="preserve"> </w:t>
-      </w:r>
-      <w:r>
-        <w:t xml:space="preserve">documented in</w:t>
-      </w:r>
-      <w:r>
-        <w:t xml:space="preserve"> </w:t>
-      </w:r>
-      <w:r>
-        <w:rPr>
-          <w:rStyle w:val="VerbatimChar"/>
-        </w:rPr>
-        <w:t xml:space="preserve">.env.example</w:t>
-      </w:r>
-      <w:r>
-        <w:t xml:space="preserve"> </w:t>
-      </w:r>
-      <w:r>
-        <w:t xml:space="preserve">(e.g. </w:t>
-      </w:r>
-      <w:r>
-        <w:rPr>
-          <w:rStyle w:val="VerbatimChar"/>
-        </w:rPr>
-        <w:t xml:space="preserve">ANTHROPIC_API_KEY</w:t>
-      </w:r>
-      <w:r>
-        <w:t xml:space="preserve">, optional voice-related keys).</w:t>
+        <w:t xml:space="preserve">Route:</w:t>
+      </w:r>
+      <w:r>
+        <w:t xml:space="preserve"> </w:t>
+      </w:r>
+      <w:r>
+        <w:rPr>
+          <w:rStyle w:val="VerbatimChar"/>
+        </w:rPr>
+        <w:t xml:space="preserve">app/api/patients/route.ts</w:t>
+      </w:r>
+      <w:r>
+        <w:t xml:space="preserve"> </w:t>
+      </w:r>
+      <w:r>
+        <w:t xml:space="preserve">exposes</w:t>
+      </w:r>
+      <w:r>
+        <w:t xml:space="preserve"> </w:t>
+      </w:r>
+      <w:r>
+        <w:rPr>
+          <w:rStyle w:val="VerbatimChar"/>
+        </w:rPr>
+        <w:t xml:space="preserve">GET</w:t>
+      </w:r>
+      <w:r>
+        <w:t xml:space="preserve"> </w:t>
+      </w:r>
+      <w:r>
+        <w:t xml:space="preserve">for the landing page grid.</w:t>
       </w:r>
     </w:p>
     <w:p>
@@ -543,215 +741,64 @@
         <w:pStyle w:val="FirstParagraph"/>
       </w:pPr>
       <w:r>
-        <w:t xml:space="preserve">Steering does not need to be a separate file; in our case,</w:t>
-      </w:r>
-      <w:r>
-        <w:t xml:space="preserve"> </w:t>
-      </w:r>
-      <w:r>
-        <w:rPr>
-          <w:b/>
-          <w:bCs/>
-        </w:rPr>
-        <w:t xml:space="preserve">README + types + orchestrator</w:t>
-      </w:r>
-      <w:r>
-        <w:t xml:space="preserve"> </w:t>
-      </w:r>
-      <w:r>
-        <w:t xml:space="preserve">function as the steering surface for both humans and the IDE agent.</w:t>
-      </w:r>
-    </w:p>
-    <w:bookmarkEnd w:id="12"/>
-    <w:bookmarkStart w:id="13" w:name="agent-hooks-and-automation"/>
+        <w:t xml:space="preserve">We used Kiro to keep</w:t>
+      </w:r>
+      <w:r>
+        <w:t xml:space="preserve"> </w:t>
+      </w:r>
+      <w:r>
+        <w:rPr>
+          <w:b/>
+          <w:bCs/>
+        </w:rPr>
+        <w:t xml:space="preserve">filesystem reads</w:t>
+      </w:r>
+      <w:r>
+        <w:t xml:space="preserve"> </w:t>
+      </w:r>
+      <w:r>
+        <w:t xml:space="preserve">and</w:t>
+      </w:r>
+      <w:r>
+        <w:t xml:space="preserve"> </w:t>
+      </w:r>
+      <w:r>
+        <w:rPr>
+          <w:b/>
+          <w:bCs/>
+        </w:rPr>
+        <w:t xml:space="preserve">summary parsing</w:t>
+      </w:r>
+      <w:r>
+        <w:t xml:space="preserve"> </w:t>
+      </w:r>
+      <w:r>
+        <w:t xml:space="preserve">in one module so the rest of the app never imports</w:t>
+      </w:r>
+      <w:r>
+        <w:t xml:space="preserve"> </w:t>
+      </w:r>
+      <w:r>
+        <w:rPr>
+          <w:rStyle w:val="VerbatimChar"/>
+        </w:rPr>
+        <w:t xml:space="preserve">fs</w:t>
+      </w:r>
+      <w:r>
+        <w:t xml:space="preserve"> </w:t>
+      </w:r>
+      <w:r>
+        <w:t xml:space="preserve">directly.</w:t>
+      </w:r>
+    </w:p>
+    <w:bookmarkEnd w:id="11"/>
+    <w:bookmarkStart w:id="12" w:name="X8dcd9e123118dbeab51fc5274b5b5744dee9210"/>
     <w:p>
       <w:pPr>
         <w:pStyle w:val="Heading3"/>
       </w:pPr>
       <w:r>
-        <w:t xml:space="preserve">Agent hooks and automation</w:t>
-      </w:r>
-    </w:p>
-    <w:p>
-      <w:pPr>
-        <w:pStyle w:val="FirstParagraph"/>
-      </w:pPr>
-      <w:r>
-        <w:t xml:space="preserve">Where the toolchain supports it, we used</w:t>
-      </w:r>
-      <w:r>
-        <w:t xml:space="preserve"> </w:t>
-      </w:r>
-      <w:r>
-        <w:rPr>
-          <w:b/>
-          <w:bCs/>
-        </w:rPr>
-        <w:t xml:space="preserve">agent permissions and integrations</w:t>
-      </w:r>
-      <w:r>
-        <w:t xml:space="preserve"> </w:t>
-      </w:r>
-      <w:r>
-        <w:t xml:space="preserve">so the model could safely pull</w:t>
-      </w:r>
-      <w:r>
-        <w:t xml:space="preserve"> </w:t>
-      </w:r>
-      <w:r>
-        <w:rPr>
-          <w:b/>
-          <w:bCs/>
-        </w:rPr>
-        <w:t xml:space="preserve">library documentation</w:t>
-      </w:r>
-      <w:r>
-        <w:t xml:space="preserve"> </w:t>
-      </w:r>
-      <w:r>
-        <w:t xml:space="preserve">(for example via MCP-style doc resolvers) when touching Next.js App Router, SSE, or the Anthropic streaming API. That reduced hallucinated API shapes and kept</w:t>
-      </w:r>
-      <w:r>
-        <w:t xml:space="preserve"> </w:t>
-      </w:r>
-      <w:r>
-        <w:rPr>
-          <w:rStyle w:val="VerbatimChar"/>
-        </w:rPr>
-        <w:t xml:space="preserve">route.ts</w:t>
-      </w:r>
-      <w:r>
-        <w:t xml:space="preserve"> </w:t>
-      </w:r>
-      <w:r>
-        <w:t xml:space="preserve">handlers and stream code idiomatic.</w:t>
-      </w:r>
-    </w:p>
-    <w:bookmarkEnd w:id="13"/>
-    <w:bookmarkStart w:id="14" w:name="mcp-model-context-protocol"/>
-    <w:p>
-      <w:pPr>
-        <w:pStyle w:val="Heading3"/>
-      </w:pPr>
-      <w:r>
-        <w:t xml:space="preserve">MCP (Model Context Protocol)</w:t>
-      </w:r>
-    </w:p>
-    <w:p>
-      <w:pPr>
-        <w:pStyle w:val="FirstParagraph"/>
-      </w:pPr>
-      <w:r>
-        <w:t xml:space="preserve">During development,</w:t>
-      </w:r>
-      <w:r>
-        <w:t xml:space="preserve"> </w:t>
-      </w:r>
-      <w:r>
-        <w:rPr>
-          <w:b/>
-          <w:bCs/>
-        </w:rPr>
-        <w:t xml:space="preserve">MCP-style connections to documentation</w:t>
-      </w:r>
-      <w:r>
-        <w:t xml:space="preserve"> </w:t>
-      </w:r>
-      <w:r>
-        <w:t xml:space="preserve">helped ground implementation details—request/response shapes for streaming, Next.js route handlers, and SDK usage—without pasting large manuals into the chat. The intent is the same as in Kiro:</w:t>
-      </w:r>
-      <w:r>
-        <w:t xml:space="preserve"> </w:t>
-      </w:r>
-      <w:r>
-        <w:rPr>
-          <w:b/>
-          <w:bCs/>
-        </w:rPr>
-        <w:t xml:space="preserve">ground the agent in real docs, not guesses.</w:t>
-      </w:r>
-    </w:p>
-    <w:bookmarkEnd w:id="14"/>
-    <w:bookmarkStart w:id="15" w:name="X5cd4b5de0a5d34e8a0bddcf2674c2a64af51f35"/>
-    <w:p>
-      <w:pPr>
-        <w:pStyle w:val="Heading3"/>
-      </w:pPr>
-      <w:r>
-        <w:t xml:space="preserve">Kiro Powers (and comparable IDE automation)</w:t>
-      </w:r>
-    </w:p>
-    <w:p>
-      <w:pPr>
-        <w:pStyle w:val="FirstParagraph"/>
-      </w:pPr>
-      <w:r>
-        <w:t xml:space="preserve">We used</w:t>
-      </w:r>
-      <w:r>
-        <w:t xml:space="preserve"> </w:t>
-      </w:r>
-      <w:r>
-        <w:rPr>
-          <w:b/>
-          <w:bCs/>
-        </w:rPr>
-        <w:t xml:space="preserve">bundled or one-click automations</w:t>
-      </w:r>
-      <w:r>
-        <w:t xml:space="preserve"> </w:t>
-      </w:r>
-      <w:r>
-        <w:t xml:space="preserve">where available: scaffold routes, adjust imports, run linters, and apply multi-file edits consistently. The value is not “more code”—it is</w:t>
-      </w:r>
-      <w:r>
-        <w:t xml:space="preserve"> </w:t>
-      </w:r>
-      <w:r>
-        <w:rPr>
-          <w:b/>
-          <w:bCs/>
-        </w:rPr>
-        <w:t xml:space="preserve">consistent application of the same patterns</w:t>
-      </w:r>
-      <w:r>
-        <w:t xml:space="preserve"> </w:t>
-      </w:r>
-      <w:r>
-        <w:t xml:space="preserve">(e.g. every agent path streams through the same</w:t>
-      </w:r>
-      <w:r>
-        <w:t xml:space="preserve"> </w:t>
-      </w:r>
-      <w:r>
-        <w:rPr>
-          <w:rStyle w:val="VerbatimChar"/>
-        </w:rPr>
-        <w:t xml:space="preserve">send</w:t>
-      </w:r>
-      <w:r>
-        <w:t xml:space="preserve"> </w:t>
-      </w:r>
-      <w:r>
-        <w:t xml:space="preserve">callback pattern in the orchestrator).</w:t>
-      </w:r>
-    </w:p>
-    <w:p>
-      <w:r>
-        <w:pict>
-          <v:rect style="width:0;height:1.5pt" o:hralign="center" o:hrstd="t" o:hr="t"/>
-        </w:pict>
-      </w:r>
-    </w:p>
-    <w:bookmarkEnd w:id="15"/>
-    <w:bookmarkEnd w:id="16"/>
-    <w:bookmarkStart w:id="17" w:name="from-plan-to-execution-end-to-end"/>
-    <w:p>
-      <w:pPr>
-        <w:pStyle w:val="Heading2"/>
-      </w:pPr>
-      <w:r>
-        <w:t xml:space="preserve">From Plan to Execution (End-to-End)</w:t>
+        <w:t xml:space="preserve">Phase 3 — Multi-agent core (orchestrator + SSE)</w:t>
       </w:r>
     </w:p>
     <w:p>
@@ -767,10 +814,22 @@
           <w:b/>
           <w:bCs/>
         </w:rPr>
-        <w:t xml:space="preserve">Plan</w:t>
-      </w:r>
-      <w:r>
-        <w:t xml:space="preserve">: User journey and agent split (patient / clinical / step therapy / questions → form).</w:t>
+        <w:t xml:space="preserve">Prompts:</w:t>
+      </w:r>
+      <w:r>
+        <w:t xml:space="preserve"> </w:t>
+      </w:r>
+      <w:r>
+        <w:rPr>
+          <w:rStyle w:val="VerbatimChar"/>
+        </w:rPr>
+        <w:t xml:space="preserve">lib/agents/prompts.ts</w:t>
+      </w:r>
+      <w:r>
+        <w:t xml:space="preserve"> </w:t>
+      </w:r>
+      <w:r>
+        <w:t xml:space="preserve">— system prompts and builders for Question, Patient, Step Therapy, Clinical, and Form agents; includes the JSON shape expectations for the final form.</w:t>
       </w:r>
     </w:p>
     <w:p>
@@ -786,10 +845,153 @@
           <w:b/>
           <w:bCs/>
         </w:rPr>
-        <w:t xml:space="preserve">Spec</w:t>
-      </w:r>
-      <w:r>
-        <w:t xml:space="preserve">: TypeScript types + SSE event catalog + prompt responsibilities.</w:t>
+        <w:t xml:space="preserve">Orchestration:</w:t>
+      </w:r>
+      <w:r>
+        <w:t xml:space="preserve"> </w:t>
+      </w:r>
+      <w:r>
+        <w:rPr>
+          <w:rStyle w:val="VerbatimChar"/>
+        </w:rPr>
+        <w:t xml:space="preserve">lib/agents/orchestrator.ts</w:t>
+      </w:r>
+      <w:r>
+        <w:t xml:space="preserve"> </w:t>
+      </w:r>
+      <w:r>
+        <w:t xml:space="preserve">— creates an</w:t>
+      </w:r>
+      <w:r>
+        <w:t xml:space="preserve"> </w:t>
+      </w:r>
+      <w:r>
+        <w:rPr>
+          <w:b/>
+          <w:bCs/>
+        </w:rPr>
+        <w:t xml:space="preserve">Anthropic</w:t>
+      </w:r>
+      <w:r>
+        <w:t xml:space="preserve"> </w:t>
+      </w:r>
+      <w:r>
+        <w:t xml:space="preserve">client, runs</w:t>
+      </w:r>
+      <w:r>
+        <w:t xml:space="preserve"> </w:t>
+      </w:r>
+      <w:r>
+        <w:rPr>
+          <w:b/>
+          <w:bCs/>
+        </w:rPr>
+        <w:t xml:space="preserve">four</w:t>
+      </w:r>
+      <w:r>
+        <w:rPr>
+          <w:b/>
+          <w:bCs/>
+        </w:rPr>
+        <w:t xml:space="preserve"> </w:t>
+      </w:r>
+      <w:r>
+        <w:rPr>
+          <w:rStyle w:val="VerbatimChar"/>
+          <w:b/>
+          <w:bCs/>
+        </w:rPr>
+        <w:t xml:space="preserve">stream</w:t>
+      </w:r>
+      <w:r>
+        <w:rPr>
+          <w:b/>
+          <w:bCs/>
+        </w:rPr>
+        <w:t xml:space="preserve"> </w:t>
+      </w:r>
+      <w:r>
+        <w:rPr>
+          <w:b/>
+          <w:bCs/>
+        </w:rPr>
+        <w:t xml:space="preserve">calls inside</w:t>
+      </w:r>
+      <w:r>
+        <w:rPr>
+          <w:b/>
+          <w:bCs/>
+        </w:rPr>
+        <w:t xml:space="preserve"> </w:t>
+      </w:r>
+      <w:r>
+        <w:rPr>
+          <w:rStyle w:val="VerbatimChar"/>
+          <w:b/>
+          <w:bCs/>
+        </w:rPr>
+        <w:t xml:space="preserve">Promise.all</w:t>
+      </w:r>
+      <w:r>
+        <w:t xml:space="preserve">, parses question output, then runs the</w:t>
+      </w:r>
+      <w:r>
+        <w:t xml:space="preserve"> </w:t>
+      </w:r>
+      <w:r>
+        <w:rPr>
+          <w:b/>
+          <w:bCs/>
+        </w:rPr>
+        <w:t xml:space="preserve">form agent</w:t>
+      </w:r>
+      <w:r>
+        <w:t xml:space="preserve"> </w:t>
+      </w:r>
+      <w:r>
+        <w:t xml:space="preserve">with optional</w:t>
+      </w:r>
+      <w:r>
+        <w:t xml:space="preserve"> </w:t>
+      </w:r>
+      <w:r>
+        <w:rPr>
+          <w:rStyle w:val="VerbatimChar"/>
+        </w:rPr>
+        <w:t xml:space="preserve">questionAnswers</w:t>
+      </w:r>
+      <w:r>
+        <w:t xml:space="preserve">. Helper</w:t>
+      </w:r>
+      <w:r>
+        <w:t xml:space="preserve"> </w:t>
+      </w:r>
+      <w:r>
+        <w:rPr>
+          <w:rStyle w:val="VerbatimChar"/>
+        </w:rPr>
+        <w:t xml:space="preserve">orchestrateFormOnly</w:t>
+      </w:r>
+      <w:r>
+        <w:t xml:space="preserve"> </w:t>
+      </w:r>
+      <w:r>
+        <w:t xml:space="preserve">supports</w:t>
+      </w:r>
+      <w:r>
+        <w:t xml:space="preserve"> </w:t>
+      </w:r>
+      <w:r>
+        <w:rPr>
+          <w:rStyle w:val="VerbatimChar"/>
+        </w:rPr>
+        <w:t xml:space="preserve">POST /api/form</w:t>
+      </w:r>
+      <w:r>
+        <w:t xml:space="preserve"> </w:t>
+      </w:r>
+      <w:r>
+        <w:t xml:space="preserve">for form-only replays.</w:t>
       </w:r>
     </w:p>
     <w:p>
@@ -805,10 +1007,7 @@
           <w:b/>
           <w:bCs/>
         </w:rPr>
-        <w:t xml:space="preserve">Execution</w:t>
-      </w:r>
-      <w:r>
-        <w:t xml:space="preserve">: Implement</w:t>
+        <w:t xml:space="preserve">Streaming HTTP:</w:t>
       </w:r>
       <w:r>
         <w:t xml:space="preserve"> </w:t>
@@ -823,7 +1022,7 @@
         <w:t xml:space="preserve"> </w:t>
       </w:r>
       <w:r>
-        <w:t xml:space="preserve">→</w:t>
+        <w:t xml:space="preserve">wraps</w:t>
       </w:r>
       <w:r>
         <w:t xml:space="preserve"> </w:t>
@@ -838,38 +1037,47 @@
         <w:t xml:space="preserve"> </w:t>
       </w:r>
       <w:r>
-        <w:t xml:space="preserve">→ UI on</w:t>
-      </w:r>
-      <w:r>
-        <w:t xml:space="preserve"> </w:t>
-      </w:r>
-      <w:r>
-        <w:rPr>
-          <w:rStyle w:val="VerbatimChar"/>
-        </w:rPr>
-        <w:t xml:space="preserve">app/processing/page.tsx</w:t>
-      </w:r>
-      <w:r>
-        <w:t xml:space="preserve">.</w:t>
-      </w:r>
-    </w:p>
-    <w:p>
-      <w:pPr>
-        <w:pStyle w:val="Compact"/>
-        <w:numPr>
-          <w:ilvl w:val="0"/>
-          <w:numId w:val="1003"/>
-        </w:numPr>
-      </w:pPr>
-      <w:r>
-        <w:rPr>
-          <w:b/>
-          <w:bCs/>
-        </w:rPr>
-        <w:t xml:space="preserve">Polish</w:t>
-      </w:r>
-      <w:r>
-        <w:t xml:space="preserve">: Result page, PDF/print path, optional outbound voice actions, accessibility-minded layout.</w:t>
+        <w:t xml:space="preserve">in a</w:t>
+      </w:r>
+      <w:r>
+        <w:t xml:space="preserve"> </w:t>
+      </w:r>
+      <w:r>
+        <w:rPr>
+          <w:rStyle w:val="VerbatimChar"/>
+        </w:rPr>
+        <w:t xml:space="preserve">ReadableStream</w:t>
+      </w:r>
+      <w:r>
+        <w:t xml:space="preserve"> </w:t>
+      </w:r>
+      <w:r>
+        <w:t xml:space="preserve">and emits</w:t>
+      </w:r>
+      <w:r>
+        <w:t xml:space="preserve"> </w:t>
+      </w:r>
+      <w:r>
+        <w:rPr>
+          <w:b/>
+          <w:bCs/>
+        </w:rPr>
+        <w:t xml:space="preserve">Server-Sent Events</w:t>
+      </w:r>
+      <w:r>
+        <w:t xml:space="preserve"> </w:t>
+      </w:r>
+      <w:r>
+        <w:t xml:space="preserve">(</w:t>
+      </w:r>
+      <w:r>
+        <w:rPr>
+          <w:rStyle w:val="VerbatimChar"/>
+        </w:rPr>
+        <w:t xml:space="preserve">text/event-stream</w:t>
+      </w:r>
+      <w:r>
+        <w:t xml:space="preserve">).</w:t>
       </w:r>
     </w:p>
     <w:p>
@@ -877,61 +1085,23 @@
         <w:pStyle w:val="FirstParagraph"/>
       </w:pPr>
       <w:r>
-        <w:t xml:space="preserve">Kiro excelled at</w:t>
-      </w:r>
-      <w:r>
-        <w:t xml:space="preserve"> </w:t>
-      </w:r>
-      <w:r>
-        <w:rPr>
-          <w:b/>
-          <w:bCs/>
-        </w:rPr>
-        <w:t xml:space="preserve">keeping steps 2–4 traceable</w:t>
-      </w:r>
-      <w:r>
-        <w:t xml:space="preserve">: when something changed (e.g. a new field on the form), the agent could update types, prompts, and</w:t>
-      </w:r>
-      <w:r>
-        <w:t xml:space="preserve"> </w:t>
-      </w:r>
-      <w:r>
-        <w:rPr>
-          <w:rStyle w:val="VerbatimChar"/>
-        </w:rPr>
-        <w:t xml:space="preserve">FormDisplay</w:t>
-      </w:r>
-      <w:r>
-        <w:t xml:space="preserve"> </w:t>
-      </w:r>
-      <w:r>
-        <w:t xml:space="preserve">in one coherent pass.</w:t>
-      </w:r>
-    </w:p>
-    <w:p>
-      <w:r>
-        <w:pict>
-          <v:rect style="width:0;height:1.5pt" o:hralign="center" o:hrstd="t" o:hr="t"/>
-        </w:pict>
-      </w:r>
-    </w:p>
-    <w:bookmarkEnd w:id="17"/>
-    <w:bookmarkStart w:id="21" w:name="judging-criteria-how-we-address-them"/>
-    <w:p>
-      <w:pPr>
-        <w:pStyle w:val="Heading2"/>
-      </w:pPr>
-      <w:r>
-        <w:t xml:space="preserve">Judging Criteria (How We Address Them)</w:t>
-      </w:r>
-    </w:p>
-    <w:bookmarkStart w:id="18" w:name="potential-value"/>
-    <w:p>
-      <w:pPr>
-        <w:pStyle w:val="Heading3"/>
-      </w:pPr>
-      <w:r>
-        <w:t xml:space="preserve">Potential value</w:t>
+        <w:t xml:space="preserve">This was the</w:t>
+      </w:r>
+      <w:r>
+        <w:t xml:space="preserve"> </w:t>
+      </w:r>
+      <w:r>
+        <w:rPr>
+          <w:b/>
+          <w:bCs/>
+        </w:rPr>
+        <w:t xml:space="preserve">densest</w:t>
+      </w:r>
+      <w:r>
+        <w:t xml:space="preserve"> </w:t>
+      </w:r>
+      <w:r>
+        <w:t xml:space="preserve">part of the project. Kiro helped by:</w:t>
       </w:r>
     </w:p>
     <w:p>
@@ -943,14 +1113,50 @@
         </w:numPr>
       </w:pPr>
       <w:r>
-        <w:rPr>
-          <w:b/>
-          <w:bCs/>
-        </w:rPr>
-        <w:t xml:space="preserve">Problem</w:t>
-      </w:r>
-      <w:r>
-        <w:t xml:space="preserve">: Prior authorization is high-friction and repetitive; providers need faster, structured output.</w:t>
+        <w:t xml:space="preserve">Aligning</w:t>
+      </w:r>
+      <w:r>
+        <w:t xml:space="preserve"> </w:t>
+      </w:r>
+      <w:r>
+        <w:rPr>
+          <w:b/>
+          <w:bCs/>
+        </w:rPr>
+        <w:t xml:space="preserve">event names and payloads</w:t>
+      </w:r>
+      <w:r>
+        <w:t xml:space="preserve"> </w:t>
+      </w:r>
+      <w:r>
+        <w:t xml:space="preserve">with</w:t>
+      </w:r>
+      <w:r>
+        <w:t xml:space="preserve"> </w:t>
+      </w:r>
+      <w:r>
+        <w:rPr>
+          <w:rStyle w:val="VerbatimChar"/>
+        </w:rPr>
+        <w:t xml:space="preserve">SSEEvent</w:t>
+      </w:r>
+      <w:r>
+        <w:t xml:space="preserve"> </w:t>
+      </w:r>
+      <w:r>
+        <w:t xml:space="preserve">in</w:t>
+      </w:r>
+      <w:r>
+        <w:t xml:space="preserve"> </w:t>
+      </w:r>
+      <w:r>
+        <w:rPr>
+          <w:rStyle w:val="VerbatimChar"/>
+        </w:rPr>
+        <w:t xml:space="preserve">lib/types.ts</w:t>
+      </w:r>
+      <w:r>
+        <w:t xml:space="preserve">.</w:t>
       </w:r>
     </w:p>
     <w:p>
@@ -962,14 +1168,24 @@
         </w:numPr>
       </w:pPr>
       <w:r>
-        <w:rPr>
-          <w:b/>
-          <w:bCs/>
-        </w:rPr>
-        <w:t xml:space="preserve">Solution shape</w:t>
-      </w:r>
-      <w:r>
-        <w:t xml:space="preserve">: Multi-agent pipeline with explicit gaps (questions) and a final structured form—usable as a demo and extensible toward real EHR and payer integrations.</w:t>
+        <w:t xml:space="preserve">Reusing a single</w:t>
+      </w:r>
+      <w:r>
+        <w:t xml:space="preserve"> </w:t>
+      </w:r>
+      <w:r>
+        <w:rPr>
+          <w:rStyle w:val="VerbatimChar"/>
+          <w:b/>
+          <w:bCs/>
+        </w:rPr>
+        <w:t xml:space="preserve">send(event)</w:t>
+      </w:r>
+      <w:r>
+        <w:t xml:space="preserve"> </w:t>
+      </w:r>
+      <w:r>
+        <w:t xml:space="preserve">pattern for every stage (parallel agents + form).</w:t>
       </w:r>
     </w:p>
     <w:p>
@@ -981,37 +1197,451 @@
         </w:numPr>
       </w:pPr>
       <w:r>
-        <w:rPr>
-          <w:b/>
-          <w:bCs/>
-        </w:rPr>
-        <w:t xml:space="preserve">Accessibility of the demo</w:t>
-      </w:r>
-      <w:r>
-        <w:t xml:space="preserve">: Web UI, clear steps, printable output, optional notifications—</w:t>
-      </w:r>
-      <w:r>
-        <w:rPr>
-          <w:b/>
-          <w:bCs/>
-        </w:rPr>
-        <w:t xml:space="preserve">easy for judges to run</w:t>
-      </w:r>
-      <w:r>
-        <w:t xml:space="preserve"> </w:t>
-      </w:r>
-      <w:r>
-        <w:t xml:space="preserve">with documented env vars.</w:t>
-      </w:r>
-    </w:p>
-    <w:bookmarkEnd w:id="18"/>
-    <w:bookmarkStart w:id="19" w:name="implementation-leverage-of-kiro"/>
+        <w:t xml:space="preserve">Pulling</w:t>
+      </w:r>
+      <w:r>
+        <w:t xml:space="preserve"> </w:t>
+      </w:r>
+      <w:r>
+        <w:rPr>
+          <w:b/>
+          <w:bCs/>
+        </w:rPr>
+        <w:t xml:space="preserve">Anthropic streaming</w:t>
+      </w:r>
+      <w:r>
+        <w:t xml:space="preserve"> </w:t>
+      </w:r>
+      <w:r>
+        <w:t xml:space="preserve">patterns from docs (MCP / tool-grounded lookups) so</w:t>
+      </w:r>
+      <w:r>
+        <w:t xml:space="preserve"> </w:t>
+      </w:r>
+      <w:r>
+        <w:rPr>
+          <w:rStyle w:val="VerbatimChar"/>
+        </w:rPr>
+        <w:t xml:space="preserve">messages.stream()</w:t>
+      </w:r>
+      <w:r>
+        <w:t xml:space="preserve"> </w:t>
+      </w:r>
+      <w:r>
+        <w:t xml:space="preserve">usage stayed correct.</w:t>
+      </w:r>
+    </w:p>
+    <w:bookmarkEnd w:id="12"/>
+    <w:bookmarkStart w:id="13" w:name="phase-4-four-step-ux-pages"/>
     <w:p>
       <w:pPr>
         <w:pStyle w:val="Heading3"/>
       </w:pPr>
       <w:r>
-        <w:t xml:space="preserve">Implementation (leverage of Kiro)</w:t>
+        <w:t xml:space="preserve">Phase 4 — Four-step UX (pages)</w:t>
+      </w:r>
+    </w:p>
+    <w:tbl>
+      <w:tblPr>
+        <w:tblStyle w:val="Table"/>
+        <w:tblW w:type="pct" w:w="5000"/>
+        <w:tblLayout w:type="fixed"/>
+        <w:tblLook w:firstRow="1" w:lastRow="0" w:firstColumn="0" w:lastColumn="0" w:noHBand="0" w:noVBand="0" w:val="0020"/>
+      </w:tblPr>
+      <w:tblGrid>
+        <w:gridCol w:w="2520"/>
+        <w:gridCol w:w="2160"/>
+        <w:gridCol w:w="3240"/>
+      </w:tblGrid>
+      <w:tr>
+        <w:trPr>
+          <w:tblHeader w:val="on"/>
+        </w:trPr>
+        <w:tc>
+          <w:tcPr/>
+          <w:p>
+            <w:pPr>
+              <w:pStyle w:val="Compact"/>
+            </w:pPr>
+            <w:r>
+              <w:t xml:space="preserve">Route</w:t>
+            </w:r>
+          </w:p>
+        </w:tc>
+        <w:tc>
+          <w:tcPr/>
+          <w:p>
+            <w:pPr>
+              <w:pStyle w:val="Compact"/>
+            </w:pPr>
+            <w:r>
+              <w:t xml:space="preserve">File</w:t>
+            </w:r>
+          </w:p>
+        </w:tc>
+        <w:tc>
+          <w:tcPr/>
+          <w:p>
+            <w:pPr>
+              <w:pStyle w:val="Compact"/>
+            </w:pPr>
+            <w:r>
+              <w:t xml:space="preserve">Purpose</w:t>
+            </w:r>
+          </w:p>
+        </w:tc>
+      </w:tr>
+      <w:tr>
+        <w:tc>
+          <w:tcPr/>
+          <w:p>
+            <w:pPr>
+              <w:pStyle w:val="Compact"/>
+            </w:pPr>
+            <w:r>
+              <w:rPr>
+                <w:rStyle w:val="VerbatimChar"/>
+              </w:rPr>
+              <w:t xml:space="preserve">/</w:t>
+            </w:r>
+          </w:p>
+        </w:tc>
+        <w:tc>
+          <w:tcPr/>
+          <w:p>
+            <w:pPr>
+              <w:pStyle w:val="Compact"/>
+            </w:pPr>
+            <w:r>
+              <w:rPr>
+                <w:rStyle w:val="VerbatimChar"/>
+              </w:rPr>
+              <w:t xml:space="preserve">app/page.tsx</w:t>
+            </w:r>
+          </w:p>
+        </w:tc>
+        <w:tc>
+          <w:tcPr/>
+          <w:p>
+            <w:pPr>
+              <w:pStyle w:val="Compact"/>
+            </w:pPr>
+            <w:r>
+              <w:t xml:space="preserve">Lists patients from</w:t>
+            </w:r>
+            <w:r>
+              <w:t xml:space="preserve"> </w:t>
+            </w:r>
+            <w:r>
+              <w:rPr>
+                <w:rStyle w:val="VerbatimChar"/>
+              </w:rPr>
+              <w:t xml:space="preserve">GET /api/patients</w:t>
+            </w:r>
+            <w:r>
+              <w:t xml:space="preserve">, form type, optional Deepgram-backed dictation (</w:t>
+            </w:r>
+            <w:r>
+              <w:rPr>
+                <w:rStyle w:val="VerbatimChar"/>
+              </w:rPr>
+              <w:t xml:space="preserve">useDeepgramScribe</w:t>
+            </w:r>
+            <w:r>
+              <w:t xml:space="preserve">,</w:t>
+            </w:r>
+            <w:r>
+              <w:t xml:space="preserve"> </w:t>
+            </w:r>
+            <w:r>
+              <w:rPr>
+                <w:rStyle w:val="VerbatimChar"/>
+              </w:rPr>
+              <w:t xml:space="preserve">ScribeCard</w:t>
+            </w:r>
+            <w:r>
+              <w:t xml:space="preserve">). Persists</w:t>
+            </w:r>
+            <w:r>
+              <w:t xml:space="preserve"> </w:t>
+            </w:r>
+            <w:r>
+              <w:rPr>
+                <w:rStyle w:val="VerbatimChar"/>
+              </w:rPr>
+              <w:t xml:space="preserve">scribeTranscript</w:t>
+            </w:r>
+            <w:r>
+              <w:t xml:space="preserve"> </w:t>
+            </w:r>
+            <w:r>
+              <w:t xml:space="preserve">when navigating forward.</w:t>
+            </w:r>
+          </w:p>
+        </w:tc>
+      </w:tr>
+      <w:tr>
+        <w:tc>
+          <w:tcPr/>
+          <w:p>
+            <w:pPr>
+              <w:pStyle w:val="Compact"/>
+            </w:pPr>
+            <w:r>
+              <w:rPr>
+                <w:rStyle w:val="VerbatimChar"/>
+              </w:rPr>
+              <w:t xml:space="preserve">/request</w:t>
+            </w:r>
+          </w:p>
+        </w:tc>
+        <w:tc>
+          <w:tcPr/>
+          <w:p>
+            <w:pPr>
+              <w:pStyle w:val="Compact"/>
+            </w:pPr>
+            <w:r>
+              <w:rPr>
+                <w:rStyle w:val="VerbatimChar"/>
+              </w:rPr>
+              <w:t xml:space="preserve">app/request/page.tsx</w:t>
+            </w:r>
+          </w:p>
+        </w:tc>
+        <w:tc>
+          <w:tcPr/>
+          <w:p>
+            <w:pPr>
+              <w:pStyle w:val="Compact"/>
+            </w:pPr>
+            <w:r>
+              <w:t xml:space="preserve">Free-text clinical narrative + urgency; serializes</w:t>
+            </w:r>
+            <w:r>
+              <w:t xml:space="preserve"> </w:t>
+            </w:r>
+            <w:r>
+              <w:rPr>
+                <w:rStyle w:val="VerbatimChar"/>
+              </w:rPr>
+              <w:t xml:space="preserve">AuthRequest</w:t>
+            </w:r>
+            <w:r>
+              <w:t xml:space="preserve"> </w:t>
+            </w:r>
+            <w:r>
+              <w:t xml:space="preserve">to</w:t>
+            </w:r>
+            <w:r>
+              <w:t xml:space="preserve"> </w:t>
+            </w:r>
+            <w:r>
+              <w:rPr>
+                <w:rStyle w:val="VerbatimChar"/>
+              </w:rPr>
+              <w:t xml:space="preserve">sessionStorage</w:t>
+            </w:r>
+            <w:r>
+              <w:t xml:space="preserve">.</w:t>
+            </w:r>
+          </w:p>
+        </w:tc>
+      </w:tr>
+      <w:tr>
+        <w:tc>
+          <w:tcPr/>
+          <w:p>
+            <w:pPr>
+              <w:pStyle w:val="Compact"/>
+            </w:pPr>
+            <w:r>
+              <w:rPr>
+                <w:rStyle w:val="VerbatimChar"/>
+              </w:rPr>
+              <w:t xml:space="preserve">/processing</w:t>
+            </w:r>
+          </w:p>
+        </w:tc>
+        <w:tc>
+          <w:tcPr/>
+          <w:p>
+            <w:pPr>
+              <w:pStyle w:val="Compact"/>
+            </w:pPr>
+            <w:r>
+              <w:rPr>
+                <w:rStyle w:val="VerbatimChar"/>
+              </w:rPr>
+              <w:t xml:space="preserve">app/processing/page.tsx</w:t>
+            </w:r>
+          </w:p>
+        </w:tc>
+        <w:tc>
+          <w:tcPr/>
+          <w:p>
+            <w:pPr>
+              <w:pStyle w:val="Compact"/>
+            </w:pPr>
+            <w:r>
+              <w:rPr>
+                <w:rStyle w:val="VerbatimChar"/>
+              </w:rPr>
+              <w:t xml:space="preserve">POST /api/agents</w:t>
+            </w:r>
+            <w:r>
+              <w:t xml:space="preserve"> </w:t>
+            </w:r>
+            <w:r>
+              <w:t xml:space="preserve">(or form regeneration via</w:t>
+            </w:r>
+            <w:r>
+              <w:t xml:space="preserve"> </w:t>
+            </w:r>
+            <w:r>
+              <w:rPr>
+                <w:rStyle w:val="VerbatimChar"/>
+              </w:rPr>
+              <w:t xml:space="preserve">/api/form</w:t>
+            </w:r>
+            <w:r>
+              <w:t xml:space="preserve">), consumes SSE, drives</w:t>
+            </w:r>
+            <w:r>
+              <w:t xml:space="preserve"> </w:t>
+            </w:r>
+            <w:r>
+              <w:rPr>
+                <w:rStyle w:val="VerbatimChar"/>
+              </w:rPr>
+              <w:t xml:space="preserve">AgentCard</w:t>
+            </w:r>
+            <w:r>
+              <w:t xml:space="preserve">,</w:t>
+            </w:r>
+            <w:r>
+              <w:t xml:space="preserve"> </w:t>
+            </w:r>
+            <w:r>
+              <w:rPr>
+                <w:rStyle w:val="VerbatimChar"/>
+              </w:rPr>
+              <w:t xml:space="preserve">QuestionPanel</w:t>
+            </w:r>
+            <w:r>
+              <w:t xml:space="preserve">, and merge into final form in</w:t>
+            </w:r>
+            <w:r>
+              <w:t xml:space="preserve"> </w:t>
+            </w:r>
+            <w:r>
+              <w:rPr>
+                <w:rStyle w:val="VerbatimChar"/>
+              </w:rPr>
+              <w:t xml:space="preserve">sessionStorage</w:t>
+            </w:r>
+            <w:r>
+              <w:t xml:space="preserve">.</w:t>
+            </w:r>
+          </w:p>
+        </w:tc>
+      </w:tr>
+      <w:tr>
+        <w:tc>
+          <w:tcPr/>
+          <w:p>
+            <w:pPr>
+              <w:pStyle w:val="Compact"/>
+            </w:pPr>
+            <w:r>
+              <w:rPr>
+                <w:rStyle w:val="VerbatimChar"/>
+              </w:rPr>
+              <w:t xml:space="preserve">/result</w:t>
+            </w:r>
+          </w:p>
+        </w:tc>
+        <w:tc>
+          <w:tcPr/>
+          <w:p>
+            <w:pPr>
+              <w:pStyle w:val="Compact"/>
+            </w:pPr>
+            <w:r>
+              <w:rPr>
+                <w:rStyle w:val="VerbatimChar"/>
+              </w:rPr>
+              <w:t xml:space="preserve">app/result/page.tsx</w:t>
+            </w:r>
+          </w:p>
+        </w:tc>
+        <w:tc>
+          <w:tcPr/>
+          <w:p>
+            <w:pPr>
+              <w:pStyle w:val="Compact"/>
+            </w:pPr>
+            <w:r>
+              <w:t xml:space="preserve">Reads completed form,</w:t>
+            </w:r>
+            <w:r>
+              <w:t xml:space="preserve"> </w:t>
+            </w:r>
+            <w:r>
+              <w:rPr>
+                <w:rStyle w:val="VerbatimChar"/>
+              </w:rPr>
+              <w:t xml:space="preserve">FormDisplay</w:t>
+            </w:r>
+            <w:r>
+              <w:t xml:space="preserve">, print path, “new auth”, Bland call buttons.</w:t>
+            </w:r>
+          </w:p>
+        </w:tc>
+      </w:tr>
+    </w:tbl>
+    <w:p>
+      <w:pPr>
+        <w:pStyle w:val="BodyText"/>
+      </w:pPr>
+      <w:r>
+        <w:rPr>
+          <w:b/>
+          <w:bCs/>
+        </w:rPr>
+        <w:t xml:space="preserve">Kiro “vibe coding”</w:t>
+      </w:r>
+      <w:r>
+        <w:t xml:space="preserve"> </w:t>
+      </w:r>
+      <w:r>
+        <w:t xml:space="preserve">showed up most here: iterative layout, step indicators, loading states, and copy—always constrained by</w:t>
+      </w:r>
+      <w:r>
+        <w:t xml:space="preserve"> </w:t>
+      </w:r>
+      <w:r>
+        <w:rPr>
+          <w:b/>
+          <w:bCs/>
+        </w:rPr>
+        <w:t xml:space="preserve">existing types</w:t>
+      </w:r>
+      <w:r>
+        <w:t xml:space="preserve"> </w:t>
+      </w:r>
+      <w:r>
+        <w:t xml:space="preserve">and routes so we did not fork the demo flow.</w:t>
+      </w:r>
+    </w:p>
+    <w:bookmarkEnd w:id="13"/>
+    <w:bookmarkStart w:id="14" w:name="phase-5-components"/>
+    <w:p>
+      <w:pPr>
+        <w:pStyle w:val="Heading3"/>
+      </w:pPr>
+      <w:r>
+        <w:t xml:space="preserve">Phase 5 — Components</w:t>
       </w:r>
     </w:p>
     <w:p>
@@ -1024,29 +1654,17 @@
       </w:pPr>
       <w:r>
         <w:rPr>
-          <w:b/>
-          <w:bCs/>
-        </w:rPr>
-        <w:t xml:space="preserve">Clear leverage</w:t>
-      </w:r>
-      <w:r>
-        <w:t xml:space="preserve">: The project’s</w:t>
-      </w:r>
-      <w:r>
-        <w:t xml:space="preserve"> </w:t>
-      </w:r>
-      <w:r>
-        <w:rPr>
-          <w:b/>
-          <w:bCs/>
-        </w:rPr>
-        <w:t xml:space="preserve">modularity</w:t>
-      </w:r>
-      <w:r>
-        <w:t xml:space="preserve"> </w:t>
-      </w:r>
-      <w:r>
-        <w:t xml:space="preserve">(orchestrator, typed events, single SSE entry) is what you want when an agentic IDE generates code—it mirrors how Kiro plans before it writes.</w:t>
+          <w:rStyle w:val="VerbatimChar"/>
+          <w:b/>
+          <w:bCs/>
+        </w:rPr>
+        <w:t xml:space="preserve">components/AgentCard.tsx</w:t>
+      </w:r>
+      <w:r>
+        <w:t xml:space="preserve"> </w:t>
+      </w:r>
+      <w:r>
+        <w:t xml:space="preserve">— per-agent streaming status and content.</w:t>
       </w:r>
     </w:p>
     <w:p>
@@ -1059,39 +1677,124 @@
       </w:pPr>
       <w:r>
         <w:rPr>
-          <w:b/>
-          <w:bCs/>
-        </w:rPr>
-        <w:t xml:space="preserve">Honest scope</w:t>
-      </w:r>
-      <w:r>
-        <w:t xml:space="preserve">: Not every line was generated blindly; we</w:t>
-      </w:r>
-      <w:r>
-        <w:t xml:space="preserve"> </w:t>
-      </w:r>
-      <w:r>
-        <w:rPr>
-          <w:b/>
-          <w:bCs/>
-        </w:rPr>
-        <w:t xml:space="preserve">reviewed</w:t>
-      </w:r>
-      <w:r>
-        <w:t xml:space="preserve"> </w:t>
-      </w:r>
-      <w:r>
-        <w:t xml:space="preserve">streaming correctness, error handling, and prompt quality. Kiro accelerated delivery; human judgment preserved clinical and UX sanity.</w:t>
-      </w:r>
-    </w:p>
-    <w:bookmarkEnd w:id="19"/>
-    <w:bookmarkStart w:id="20" w:name="quality-and-design"/>
+          <w:rStyle w:val="VerbatimChar"/>
+          <w:b/>
+          <w:bCs/>
+        </w:rPr>
+        <w:t xml:space="preserve">components/QuestionPanel.tsx</w:t>
+      </w:r>
+      <w:r>
+        <w:t xml:space="preserve"> </w:t>
+      </w:r>
+      <w:r>
+        <w:t xml:space="preserve">— gaps from the Question agent + inputs that feed the form agent.</w:t>
+      </w:r>
+    </w:p>
+    <w:p>
+      <w:pPr>
+        <w:pStyle w:val="Compact"/>
+        <w:numPr>
+          <w:ilvl w:val="0"/>
+          <w:numId w:val="1005"/>
+        </w:numPr>
+      </w:pPr>
+      <w:r>
+        <w:rPr>
+          <w:rStyle w:val="VerbatimChar"/>
+          <w:b/>
+          <w:bCs/>
+        </w:rPr>
+        <w:t xml:space="preserve">components/FormDisplay.tsx</w:t>
+      </w:r>
+      <w:r>
+        <w:t xml:space="preserve"> </w:t>
+      </w:r>
+      <w:r>
+        <w:t xml:space="preserve">— renders</w:t>
+      </w:r>
+      <w:r>
+        <w:t xml:space="preserve"> </w:t>
+      </w:r>
+      <w:r>
+        <w:rPr>
+          <w:rStyle w:val="VerbatimChar"/>
+        </w:rPr>
+        <w:t xml:space="preserve">PriorAuthForm</w:t>
+      </w:r>
+      <w:r>
+        <w:t xml:space="preserve"> </w:t>
+      </w:r>
+      <w:r>
+        <w:t xml:space="preserve">section by section.</w:t>
+      </w:r>
+    </w:p>
+    <w:p>
+      <w:pPr>
+        <w:pStyle w:val="Compact"/>
+        <w:numPr>
+          <w:ilvl w:val="0"/>
+          <w:numId w:val="1005"/>
+        </w:numPr>
+      </w:pPr>
+      <w:r>
+        <w:rPr>
+          <w:rStyle w:val="VerbatimChar"/>
+          <w:b/>
+          <w:bCs/>
+        </w:rPr>
+        <w:t xml:space="preserve">components/ScribeCard.tsx</w:t>
+      </w:r>
+      <w:r>
+        <w:t xml:space="preserve"> </w:t>
+      </w:r>
+      <w:r>
+        <w:t xml:space="preserve">— microphone UX wired to Deepgram.</w:t>
+      </w:r>
+    </w:p>
+    <w:p>
+      <w:pPr>
+        <w:pStyle w:val="FirstParagraph"/>
+      </w:pPr>
+      <w:r>
+        <w:t xml:space="preserve">These were built</w:t>
+      </w:r>
+      <w:r>
+        <w:t xml:space="preserve"> </w:t>
+      </w:r>
+      <w:r>
+        <w:rPr>
+          <w:b/>
+          <w:bCs/>
+        </w:rPr>
+        <w:t xml:space="preserve">after</w:t>
+      </w:r>
+      <w:r>
+        <w:t xml:space="preserve"> </w:t>
+      </w:r>
+      <w:r>
+        <w:t xml:space="preserve">the SSE contract was stable so props and state matched</w:t>
+      </w:r>
+      <w:r>
+        <w:t xml:space="preserve"> </w:t>
+      </w:r>
+      <w:r>
+        <w:rPr>
+          <w:rStyle w:val="VerbatimChar"/>
+        </w:rPr>
+        <w:t xml:space="preserve">lib/types.ts</w:t>
+      </w:r>
+      <w:r>
+        <w:t xml:space="preserve">.</w:t>
+      </w:r>
+    </w:p>
+    <w:bookmarkEnd w:id="14"/>
+    <w:bookmarkStart w:id="15" w:name="X6638b615e127634370e5b8e3ab354fd81f97f73"/>
     <w:p>
       <w:pPr>
         <w:pStyle w:val="Heading3"/>
       </w:pPr>
       <w:r>
-        <w:t xml:space="preserve">Quality and design</w:t>
+        <w:t xml:space="preserve">Phase 6 — Voice and outbound calls (integrators)</w:t>
       </w:r>
     </w:p>
     <w:p>
@@ -1107,10 +1810,37 @@
           <w:b/>
           <w:bCs/>
         </w:rPr>
-        <w:t xml:space="preserve">Creativity</w:t>
-      </w:r>
-      <w:r>
-        <w:t xml:space="preserve">: Parallel specialist agents mirror how real PA work is divided (clinical vs step therapy vs documentation gaps).</w:t>
+        <w:t xml:space="preserve">Deepgram (dictation):</w:t>
+      </w:r>
+      <w:r>
+        <w:t xml:space="preserve"> </w:t>
+      </w:r>
+      <w:r>
+        <w:rPr>
+          <w:rStyle w:val="VerbatimChar"/>
+        </w:rPr>
+        <w:t xml:space="preserve">app/api/deepgram-key/route.ts</w:t>
+      </w:r>
+      <w:r>
+        <w:t xml:space="preserve"> </w:t>
+      </w:r>
+      <w:r>
+        <w:t xml:space="preserve">returns a key to the client;</w:t>
+      </w:r>
+      <w:r>
+        <w:t xml:space="preserve"> </w:t>
+      </w:r>
+      <w:r>
+        <w:rPr>
+          <w:rStyle w:val="VerbatimChar"/>
+        </w:rPr>
+        <w:t xml:space="preserve">hooks/useDeepgramScribe.ts</w:t>
+      </w:r>
+      <w:r>
+        <w:t xml:space="preserve"> </w:t>
+      </w:r>
+      <w:r>
+        <w:t xml:space="preserve">opens the listen WebSocket for live transcript on step 1.</w:t>
       </w:r>
     </w:p>
     <w:p>
@@ -1126,42 +1856,130 @@
           <w:b/>
           <w:bCs/>
         </w:rPr>
-        <w:t xml:space="preserve">Originality</w:t>
-      </w:r>
-      <w:r>
-        <w:t xml:space="preserve">: Combining streaming multi-agent output with a</w:t>
-      </w:r>
-      <w:r>
-        <w:t xml:space="preserve"> </w:t>
-      </w:r>
-      <w:r>
-        <w:rPr>
-          <w:b/>
-          <w:bCs/>
-        </w:rPr>
-        <w:t xml:space="preserve">question-answer loop</w:t>
-      </w:r>
-      <w:r>
-        <w:t xml:space="preserve"> </w:t>
-      </w:r>
-      <w:r>
-        <w:t xml:space="preserve">and a</w:t>
-      </w:r>
-      <w:r>
-        <w:t xml:space="preserve"> </w:t>
-      </w:r>
-      <w:r>
-        <w:rPr>
-          <w:b/>
-          <w:bCs/>
-        </w:rPr>
-        <w:t xml:space="preserve">final JSON form</w:t>
-      </w:r>
-      <w:r>
-        <w:t xml:space="preserve"> </w:t>
-      </w:r>
-      <w:r>
-        <w:t xml:space="preserve">is a coherent product story, not a single-chat wrapper.</w:t>
+        <w:t xml:space="preserve">Bland AI (outbound calls):</w:t>
+      </w:r>
+      <w:r>
+        <w:t xml:space="preserve"> </w:t>
+      </w:r>
+      <w:r>
+        <w:rPr>
+          <w:rStyle w:val="VerbatimChar"/>
+        </w:rPr>
+        <w:t xml:space="preserve">lib/bland.ts</w:t>
+      </w:r>
+      <w:r>
+        <w:t xml:space="preserve"> </w:t>
+      </w:r>
+      <w:r>
+        <w:t xml:space="preserve">builds compliant payloads;</w:t>
+      </w:r>
+      <w:r>
+        <w:t xml:space="preserve"> </w:t>
+      </w:r>
+      <w:r>
+        <w:rPr>
+          <w:rStyle w:val="VerbatimChar"/>
+        </w:rPr>
+        <w:t xml:space="preserve">app/api/bland/call/route.ts</w:t>
+      </w:r>
+      <w:r>
+        <w:t xml:space="preserve"> </w:t>
+      </w:r>
+      <w:r>
+        <w:t xml:space="preserve">POSTs to Bland’s API;</w:t>
+      </w:r>
+      <w:r>
+        <w:t xml:space="preserve"> </w:t>
+      </w:r>
+      <w:r>
+        <w:rPr>
+          <w:rStyle w:val="VerbatimChar"/>
+        </w:rPr>
+        <w:t xml:space="preserve">app/result/page.tsx</w:t>
+      </w:r>
+      <w:r>
+        <w:t xml:space="preserve"> </w:t>
+      </w:r>
+      <w:r>
+        <w:t xml:space="preserve">triggers patient vs insurance scripts.</w:t>
+      </w:r>
+    </w:p>
+    <w:p>
+      <w:pPr>
+        <w:pStyle w:val="FirstParagraph"/>
+      </w:pPr>
+      <w:r>
+        <w:t xml:space="preserve">Kiro accelerated</w:t>
+      </w:r>
+      <w:r>
+        <w:t xml:space="preserve"> </w:t>
+      </w:r>
+      <w:r>
+        <w:rPr>
+          <w:b/>
+          <w:bCs/>
+        </w:rPr>
+        <w:t xml:space="preserve">boilerplate</w:t>
+      </w:r>
+      <w:r>
+        <w:t xml:space="preserve"> </w:t>
+      </w:r>
+      <w:r>
+        <w:t xml:space="preserve">(fetch, error JSON, TypeScript interfaces) while we manually verified</w:t>
+      </w:r>
+      <w:r>
+        <w:t xml:space="preserve"> </w:t>
+      </w:r>
+      <w:r>
+        <w:rPr>
+          <w:b/>
+          <w:bCs/>
+        </w:rPr>
+        <w:t xml:space="preserve">phone formatting</w:t>
+      </w:r>
+      <w:r>
+        <w:t xml:space="preserve"> </w:t>
+      </w:r>
+      <w:r>
+        <w:t xml:space="preserve">and</w:t>
+      </w:r>
+      <w:r>
+        <w:t xml:space="preserve"> </w:t>
+      </w:r>
+      <w:r>
+        <w:rPr>
+          <w:b/>
+          <w:bCs/>
+        </w:rPr>
+        <w:t xml:space="preserve">clinical wording</w:t>
+      </w:r>
+      <w:r>
+        <w:t xml:space="preserve"> </w:t>
+      </w:r>
+      <w:r>
+        <w:t xml:space="preserve">safety in</w:t>
+      </w:r>
+      <w:r>
+        <w:t xml:space="preserve"> </w:t>
+      </w:r>
+      <w:r>
+        <w:rPr>
+          <w:rStyle w:val="VerbatimChar"/>
+        </w:rPr>
+        <w:t xml:space="preserve">buildBlandPayload</w:t>
+      </w:r>
+      <w:r>
+        <w:t xml:space="preserve">.</w:t>
+      </w:r>
+    </w:p>
+    <w:bookmarkEnd w:id="15"/>
+    <w:bookmarkStart w:id="16" w:name="phase-7-print-pdf-html"/>
+    <w:p>
+      <w:pPr>
+        <w:pStyle w:val="Heading3"/>
+      </w:pPr>
+      <w:r>
+        <w:t xml:space="preserve">Phase 7 — Print / PDF HTML</w:t>
       </w:r>
     </w:p>
     <w:p>
@@ -1169,31 +1987,185 @@
         <w:pStyle w:val="Compact"/>
         <w:numPr>
           <w:ilvl w:val="0"/>
-          <w:numId w:val="1006"/>
+          <w:numId w:val="1007"/>
         </w:numPr>
       </w:pPr>
       <w:r>
         <w:rPr>
-          <w:b/>
-          <w:bCs/>
-        </w:rPr>
-        <w:t xml:space="preserve">Polish</w:t>
-      </w:r>
-      <w:r>
-        <w:t xml:space="preserve">: Consistent Tailwind styling, step indicators, structured result view, and optional voice follow-up actions demonstrate attention to</w:t>
-      </w:r>
-      <w:r>
-        <w:t xml:space="preserve"> </w:t>
-      </w:r>
-      <w:r>
-        <w:rPr>
-          <w:b/>
-          <w:bCs/>
-        </w:rPr>
-        <w:t xml:space="preserve">demo readiness</w:t>
+          <w:rStyle w:val="VerbatimChar"/>
+          <w:b/>
+          <w:bCs/>
+        </w:rPr>
+        <w:t xml:space="preserve">pdf-prior-auth/template.njk</w:t>
+      </w:r>
+      <w:r>
+        <w:t xml:space="preserve"> </w:t>
+      </w:r>
+      <w:r>
+        <w:t xml:space="preserve">— Nunjucks template for a printable PA layout.</w:t>
+      </w:r>
+    </w:p>
+    <w:p>
+      <w:pPr>
+        <w:pStyle w:val="Compact"/>
+        <w:numPr>
+          <w:ilvl w:val="0"/>
+          <w:numId w:val="1007"/>
+        </w:numPr>
+      </w:pPr>
+      <w:r>
+        <w:rPr>
+          <w:rStyle w:val="VerbatimChar"/>
+          <w:b/>
+          <w:bCs/>
+        </w:rPr>
+        <w:t xml:space="preserve">app/api/pdf-html/route.ts</w:t>
+      </w:r>
+      <w:r>
+        <w:t xml:space="preserve"> </w:t>
+      </w:r>
+      <w:r>
+        <w:t xml:space="preserve">— Renders HTML from</w:t>
+      </w:r>
+      <w:r>
+        <w:t xml:space="preserve"> </w:t>
+      </w:r>
+      <w:r>
+        <w:rPr>
+          <w:rStyle w:val="VerbatimChar"/>
+        </w:rPr>
+        <w:t xml:space="preserve">PriorAuthForm</w:t>
+      </w:r>
+      <w:r>
+        <w:t xml:space="preserve">; the result page opens a window and calls</w:t>
+      </w:r>
+      <w:r>
+        <w:t xml:space="preserve"> </w:t>
+      </w:r>
+      <w:r>
+        <w:rPr>
+          <w:rStyle w:val="VerbatimChar"/>
+        </w:rPr>
+        <w:t xml:space="preserve">print()</w:t>
       </w:r>
       <w:r>
         <w:t xml:space="preserve">.</w:t>
+      </w:r>
+    </w:p>
+    <w:bookmarkEnd w:id="16"/>
+    <w:bookmarkStart w:id="17" w:name="phase-8-documentation-and-env-wiring"/>
+    <w:p>
+      <w:pPr>
+        <w:pStyle w:val="Heading3"/>
+      </w:pPr>
+      <w:r>
+        <w:t xml:space="preserve">Phase 8 — Documentation and env wiring</w:t>
+      </w:r>
+    </w:p>
+    <w:p>
+      <w:pPr>
+        <w:pStyle w:val="Compact"/>
+        <w:numPr>
+          <w:ilvl w:val="0"/>
+          <w:numId w:val="1008"/>
+        </w:numPr>
+      </w:pPr>
+      <w:r>
+        <w:rPr>
+          <w:rStyle w:val="VerbatimChar"/>
+          <w:b/>
+          <w:bCs/>
+        </w:rPr>
+        <w:t xml:space="preserve">README.md</w:t>
+      </w:r>
+      <w:r>
+        <w:t xml:space="preserve"> </w:t>
+      </w:r>
+      <w:r>
+        <w:t xml:space="preserve">— product narrative, install, architecture diagrams, SSE table, sponsor usage.</w:t>
+      </w:r>
+    </w:p>
+    <w:p>
+      <w:pPr>
+        <w:pStyle w:val="Compact"/>
+        <w:numPr>
+          <w:ilvl w:val="0"/>
+          <w:numId w:val="1008"/>
+        </w:numPr>
+      </w:pPr>
+      <w:r>
+        <w:rPr>
+          <w:rStyle w:val="VerbatimChar"/>
+          <w:b/>
+          <w:bCs/>
+        </w:rPr>
+        <w:t xml:space="preserve">.env.example</w:t>
+      </w:r>
+      <w:r>
+        <w:t xml:space="preserve"> </w:t>
+      </w:r>
+      <w:r>
+        <w:t xml:space="preserve">—</w:t>
+      </w:r>
+      <w:r>
+        <w:t xml:space="preserve"> </w:t>
+      </w:r>
+      <w:r>
+        <w:rPr>
+          <w:rStyle w:val="VerbatimChar"/>
+        </w:rPr>
+        <w:t xml:space="preserve">ANTHROPIC_API_KEY</w:t>
+      </w:r>
+      <w:r>
+        <w:t xml:space="preserve">,</w:t>
+      </w:r>
+      <w:r>
+        <w:t xml:space="preserve"> </w:t>
+      </w:r>
+      <w:r>
+        <w:rPr>
+          <w:rStyle w:val="VerbatimChar"/>
+        </w:rPr>
+        <w:t xml:space="preserve">BLAND_API_KEY</w:t>
+      </w:r>
+      <w:r>
+        <w:t xml:space="preserve">,</w:t>
+      </w:r>
+      <w:r>
+        <w:t xml:space="preserve"> </w:t>
+      </w:r>
+      <w:r>
+        <w:rPr>
+          <w:rStyle w:val="VerbatimChar"/>
+        </w:rPr>
+        <w:t xml:space="preserve">DEEPGRAM_API_KEY</w:t>
+      </w:r>
+      <w:r>
+        <w:t xml:space="preserve">.</w:t>
+      </w:r>
+    </w:p>
+    <w:p>
+      <w:pPr>
+        <w:pStyle w:val="FirstParagraph"/>
+      </w:pPr>
+      <w:r>
+        <w:t xml:space="preserve">The README became</w:t>
+      </w:r>
+      <w:r>
+        <w:t xml:space="preserve"> </w:t>
+      </w:r>
+      <w:r>
+        <w:rPr>
+          <w:b/>
+          <w:bCs/>
+        </w:rPr>
+        <w:t xml:space="preserve">steering context</w:t>
+      </w:r>
+      <w:r>
+        <w:t xml:space="preserve"> </w:t>
+      </w:r>
+      <w:r>
+        <w:t xml:space="preserve">for Kiro: when regenerating code, we pointed the agent at “match README architecture.”</w:t>
       </w:r>
     </w:p>
     <w:p>
@@ -1203,15 +2175,170 @@
         </w:pict>
       </w:r>
     </w:p>
-    <w:bookmarkEnd w:id="20"/>
-    <w:bookmarkEnd w:id="21"/>
-    <w:bookmarkStart w:id="22" w:name="relationship-to-cursor-claude"/>
+    <w:bookmarkEnd w:id="17"/>
+    <w:bookmarkEnd w:id="18"/>
+    <w:bookmarkStart w:id="19" w:name="repository-map-what-lives-where"/>
     <w:p>
       <w:pPr>
         <w:pStyle w:val="Heading2"/>
       </w:pPr>
       <w:r>
-        <w:t xml:space="preserve">Relationship to Cursor / Claude</w:t>
+        <w:t xml:space="preserve">Repository map (what lives where)</w:t>
+      </w:r>
+    </w:p>
+    <w:p>
+      <w:pPr>
+        <w:pStyle w:val="SourceCode"/>
+      </w:pPr>
+      <w:r>
+        <w:rPr>
+          <w:rStyle w:val="VerbatimChar"/>
+        </w:rPr>
+        <w:t xml:space="preserve">app/</w:t>
+      </w:r>
+      <w:r>
+        <w:br/>
+      </w:r>
+      <w:r>
+        <w:rPr>
+          <w:rStyle w:val="VerbatimChar"/>
+        </w:rPr>
+        <w:t xml:space="preserve">  page.tsx, request/page.tsx, processing/page.tsx, result/page.tsx   ← wizard flow</w:t>
+      </w:r>
+      <w:r>
+        <w:br/>
+      </w:r>
+      <w:r>
+        <w:rPr>
+          <w:rStyle w:val="VerbatimChar"/>
+        </w:rPr>
+        <w:t xml:space="preserve">  api/patients/route.ts          ← list/load discovery</w:t>
+      </w:r>
+      <w:r>
+        <w:br/>
+      </w:r>
+      <w:r>
+        <w:rPr>
+          <w:rStyle w:val="VerbatimChar"/>
+        </w:rPr>
+        <w:t xml:space="preserve">  api/agents/route.ts            ← full SSE pipeline</w:t>
+      </w:r>
+      <w:r>
+        <w:br/>
+      </w:r>
+      <w:r>
+        <w:rPr>
+          <w:rStyle w:val="VerbatimChar"/>
+        </w:rPr>
+        <w:t xml:space="preserve">  api/form/route.ts              ← form-only SSE (reuse orchestrator)</w:t>
+      </w:r>
+      <w:r>
+        <w:br/>
+      </w:r>
+      <w:r>
+        <w:rPr>
+          <w:rStyle w:val="VerbatimChar"/>
+        </w:rPr>
+        <w:t xml:space="preserve">  api/deepgram-key/route.ts      ← optional scribe</w:t>
+      </w:r>
+      <w:r>
+        <w:br/>
+      </w:r>
+      <w:r>
+        <w:rPr>
+          <w:rStyle w:val="VerbatimChar"/>
+        </w:rPr>
+        <w:t xml:space="preserve">  api/bland/call/route.ts        ← optional outbound calls</w:t>
+      </w:r>
+      <w:r>
+        <w:br/>
+      </w:r>
+      <w:r>
+        <w:rPr>
+          <w:rStyle w:val="VerbatimChar"/>
+        </w:rPr>
+        <w:t xml:space="preserve">  api/pdf-html/route.ts          ← printable HTML</w:t>
+      </w:r>
+      <w:r>
+        <w:br/>
+      </w:r>
+      <w:r>
+        <w:rPr>
+          <w:rStyle w:val="VerbatimChar"/>
+        </w:rPr>
+        <w:t xml:space="preserve">lib/</w:t>
+      </w:r>
+      <w:r>
+        <w:br/>
+      </w:r>
+      <w:r>
+        <w:rPr>
+          <w:rStyle w:val="VerbatimChar"/>
+        </w:rPr>
+        <w:t xml:space="preserve">  types.ts                       ← all contracts</w:t>
+      </w:r>
+      <w:r>
+        <w:br/>
+      </w:r>
+      <w:r>
+        <w:rPr>
+          <w:rStyle w:val="VerbatimChar"/>
+        </w:rPr>
+        <w:t xml:space="preserve">  patients.ts                    ← mock-data I/O</w:t>
+      </w:r>
+      <w:r>
+        <w:br/>
+      </w:r>
+      <w:r>
+        <w:rPr>
+          <w:rStyle w:val="VerbatimChar"/>
+        </w:rPr>
+        <w:t xml:space="preserve">  bland.ts                       ← Bland payload builder</w:t>
+      </w:r>
+      <w:r>
+        <w:br/>
+      </w:r>
+      <w:r>
+        <w:rPr>
+          <w:rStyle w:val="VerbatimChar"/>
+        </w:rPr>
+        <w:t xml:space="preserve">  agents/prompts.ts, orchestrator.ts</w:t>
+      </w:r>
+      <w:r>
+        <w:br/>
+      </w:r>
+      <w:r>
+        <w:rPr>
+          <w:rStyle w:val="VerbatimChar"/>
+        </w:rPr>
+        <w:t xml:space="preserve">components/                      ← UI building blocks</w:t>
+      </w:r>
+      <w:r>
+        <w:br/>
+      </w:r>
+      <w:r>
+        <w:rPr>
+          <w:rStyle w:val="VerbatimChar"/>
+        </w:rPr>
+        <w:t xml:space="preserve">hooks/useDeepgramScribe.ts</w:t>
+      </w:r>
+      <w:r>
+        <w:br/>
+      </w:r>
+      <w:r>
+        <w:rPr>
+          <w:rStyle w:val="VerbatimChar"/>
+        </w:rPr>
+        <w:t xml:space="preserve">mock-data/                       ← per-patient .txt bundles</w:t>
+      </w:r>
+      <w:r>
+        <w:br/>
+      </w:r>
+      <w:r>
+        <w:rPr>
+          <w:rStyle w:val="VerbatimChar"/>
+        </w:rPr>
+        <w:t xml:space="preserve">pdf-prior-auth/template.njk</w:t>
       </w:r>
     </w:p>
     <w:p>
@@ -1219,43 +2346,42 @@
         <w:pStyle w:val="FirstParagraph"/>
       </w:pPr>
       <w:r>
-        <w:t xml:space="preserve">Many teams use</w:t>
-      </w:r>
-      <w:r>
-        <w:t xml:space="preserve"> </w:t>
-      </w:r>
-      <w:r>
-        <w:rPr>
-          <w:b/>
-          <w:bCs/>
-        </w:rPr>
-        <w:t xml:space="preserve">Cursor + Claude</w:t>
-      </w:r>
-      <w:r>
-        <w:t xml:space="preserve"> </w:t>
-      </w:r>
-      <w:r>
-        <w:t xml:space="preserve">or similar for the same loop: plan in chat, edit across files, run terminal commands.</w:t>
-      </w:r>
-      <w:r>
-        <w:t xml:space="preserve"> </w:t>
-      </w:r>
-      <w:r>
-        <w:rPr>
-          <w:b/>
-          <w:bCs/>
-        </w:rPr>
-        <w:t xml:space="preserve">Kiro sits in the same category</w:t>
-      </w:r>
-      <w:r>
-        <w:t xml:space="preserve">: an agentic IDE that benefits from the same habits—</w:t>
-      </w:r>
-      <w:r>
-        <w:rPr>
-          <w:b/>
-          <w:bCs/>
-        </w:rPr>
-        <w:t xml:space="preserve">types and contracts first</w:t>
+        <w:t xml:space="preserve">This layout is intentional:</w:t>
+      </w:r>
+      <w:r>
+        <w:t xml:space="preserve"> </w:t>
+      </w:r>
+      <w:r>
+        <w:rPr>
+          <w:b/>
+          <w:bCs/>
+        </w:rPr>
+        <w:t xml:space="preserve">one orchestration brain</w:t>
+      </w:r>
+      <w:r>
+        <w:t xml:space="preserve"> </w:t>
+      </w:r>
+      <w:r>
+        <w:t xml:space="preserve">(</w:t>
+      </w:r>
+      <w:r>
+        <w:rPr>
+          <w:rStyle w:val="VerbatimChar"/>
+        </w:rPr>
+        <w:t xml:space="preserve">lib/agents/orchestrator.ts</w:t>
+      </w:r>
+      <w:r>
+        <w:t xml:space="preserve">),</w:t>
+      </w:r>
+      <w:r>
+        <w:t xml:space="preserve"> </w:t>
+      </w:r>
+      <w:r>
+        <w:rPr>
+          <w:b/>
+          <w:bCs/>
+        </w:rPr>
+        <w:t xml:space="preserve">thin route handlers</w:t>
       </w:r>
       <w:r>
         <w:t xml:space="preserve">,</w:t>
@@ -1268,42 +2394,13 @@
           <w:b/>
           <w:bCs/>
         </w:rPr>
-        <w:t xml:space="preserve">one orchestration path</w:t>
-      </w:r>
-      <w:r>
-        <w:t xml:space="preserve">, and</w:t>
-      </w:r>
-      <w:r>
-        <w:t xml:space="preserve"> </w:t>
-      </w:r>
-      <w:r>
-        <w:rPr>
-          <w:b/>
-          <w:bCs/>
-        </w:rPr>
-        <w:t xml:space="preserve">steering docs</w:t>
-      </w:r>
-      <w:r>
-        <w:t xml:space="preserve"> </w:t>
-      </w:r>
-      <w:r>
-        <w:t xml:space="preserve">so generated code stays consistent. Our write-up emphasizes Kiro because it is the sponsor tool; the</w:t>
-      </w:r>
-      <w:r>
-        <w:t xml:space="preserve"> </w:t>
-      </w:r>
-      <w:r>
-        <w:rPr>
-          <w:b/>
-          <w:bCs/>
-        </w:rPr>
-        <w:t xml:space="preserve">workflow principles</w:t>
-      </w:r>
-      <w:r>
-        <w:t xml:space="preserve"> </w:t>
-      </w:r>
-      <w:r>
-        <w:t xml:space="preserve">apply broadly.</w:t>
+        <w:t xml:space="preserve">dumb-presentational</w:t>
+      </w:r>
+      <w:r>
+        <w:t xml:space="preserve"> </w:t>
+      </w:r>
+      <w:r>
+        <w:t xml:space="preserve">components where possible—ideal for an agentic IDE that edits multiple files in one task.</w:t>
       </w:r>
     </w:p>
     <w:p>
@@ -1313,13 +2410,832 @@
         </w:pict>
       </w:r>
     </w:p>
+    <w:bookmarkEnd w:id="19"/>
+    <w:bookmarkStart w:id="25" w:name="Xf08ee4a6747b75f819247552665b7acd62a2d9a"/>
+    <w:p>
+      <w:pPr>
+        <w:pStyle w:val="Heading2"/>
+      </w:pPr>
+      <w:r>
+        <w:t xml:space="preserve">Kiro features — tied to how we actually built the repo</w:t>
+      </w:r>
+    </w:p>
+    <w:bookmarkStart w:id="20" w:name="spec-driven-development"/>
+    <w:p>
+      <w:pPr>
+        <w:pStyle w:val="Heading3"/>
+      </w:pPr>
+      <w:r>
+        <w:t xml:space="preserve">Spec-driven development</w:t>
+      </w:r>
+    </w:p>
+    <w:p>
+      <w:pPr>
+        <w:pStyle w:val="FirstParagraph"/>
+      </w:pPr>
+      <w:r>
+        <w:t xml:space="preserve">We did</w:t>
+      </w:r>
+      <w:r>
+        <w:t xml:space="preserve"> </w:t>
+      </w:r>
+      <w:r>
+        <w:rPr>
+          <w:b/>
+          <w:bCs/>
+        </w:rPr>
+        <w:t xml:space="preserve">not</w:t>
+      </w:r>
+      <w:r>
+        <w:t xml:space="preserve"> </w:t>
+      </w:r>
+      <w:r>
+        <w:t xml:space="preserve">start from a blank</w:t>
+      </w:r>
+      <w:r>
+        <w:t xml:space="preserve"> </w:t>
+      </w:r>
+      <w:r>
+        <w:rPr>
+          <w:rStyle w:val="VerbatimChar"/>
+        </w:rPr>
+        <w:t xml:space="preserve">page.tsx</w:t>
+      </w:r>
+      <w:r>
+        <w:t xml:space="preserve">. We started from</w:t>
+      </w:r>
+      <w:r>
+        <w:t xml:space="preserve"> </w:t>
+      </w:r>
+      <w:r>
+        <w:rPr>
+          <w:rStyle w:val="VerbatimChar"/>
+          <w:b/>
+          <w:bCs/>
+        </w:rPr>
+        <w:t xml:space="preserve">lib/types.ts</w:t>
+      </w:r>
+      <w:r>
+        <w:rPr>
+          <w:b/>
+          <w:bCs/>
+        </w:rPr>
+        <w:t xml:space="preserve"> </w:t>
+      </w:r>
+      <w:r>
+        <w:rPr>
+          <w:b/>
+          <w:bCs/>
+        </w:rPr>
+        <w:t xml:space="preserve">and the SSE discriminated union</w:t>
+      </w:r>
+      <w:r>
+        <w:t xml:space="preserve">, then prompts, then orchestrator, then API route, then UI. That order matches Kiro’s strength:</w:t>
+      </w:r>
+      <w:r>
+        <w:t xml:space="preserve"> </w:t>
+      </w:r>
+      <w:r>
+        <w:rPr>
+          <w:b/>
+          <w:bCs/>
+        </w:rPr>
+        <w:t xml:space="preserve">plan and spec before codegen</w:t>
+      </w:r>
+      <w:r>
+        <w:t xml:space="preserve">.</w:t>
+      </w:r>
+    </w:p>
+    <w:bookmarkEnd w:id="20"/>
+    <w:bookmarkStart w:id="21" w:name="vibe-coding"/>
+    <w:p>
+      <w:pPr>
+        <w:pStyle w:val="Heading3"/>
+      </w:pPr>
+      <w:r>
+        <w:t xml:space="preserve">Vibe coding</w:t>
+      </w:r>
+    </w:p>
+    <w:p>
+      <w:pPr>
+        <w:pStyle w:val="FirstParagraph"/>
+      </w:pPr>
+      <w:r>
+        <w:t xml:space="preserve">Rapid iteration on the</w:t>
+      </w:r>
+      <w:r>
+        <w:t xml:space="preserve"> </w:t>
+      </w:r>
+      <w:r>
+        <w:rPr>
+          <w:b/>
+          <w:bCs/>
+        </w:rPr>
+        <w:t xml:space="preserve">processing</w:t>
+      </w:r>
+      <w:r>
+        <w:t xml:space="preserve"> </w:t>
+      </w:r>
+      <w:r>
+        <w:t xml:space="preserve">and</w:t>
+      </w:r>
+      <w:r>
+        <w:t xml:space="preserve"> </w:t>
+      </w:r>
+      <w:r>
+        <w:rPr>
+          <w:b/>
+          <w:bCs/>
+        </w:rPr>
+        <w:t xml:space="preserve">result</w:t>
+      </w:r>
+      <w:r>
+        <w:t xml:space="preserve"> </w:t>
+      </w:r>
+      <w:r>
+        <w:t xml:space="preserve">screens—animations, button groups, urgency badges—without breaking the</w:t>
+      </w:r>
+      <w:r>
+        <w:t xml:space="preserve"> </w:t>
+      </w:r>
+      <w:r>
+        <w:rPr>
+          <w:b/>
+          <w:bCs/>
+        </w:rPr>
+        <w:t xml:space="preserve">sessionStorage</w:t>
+      </w:r>
+      <w:r>
+        <w:t xml:space="preserve"> </w:t>
+      </w:r>
+      <w:r>
+        <w:t xml:space="preserve">contract or event parsing on</w:t>
+      </w:r>
+      <w:r>
+        <w:t xml:space="preserve"> </w:t>
+      </w:r>
+      <w:r>
+        <w:rPr>
+          <w:rStyle w:val="VerbatimChar"/>
+        </w:rPr>
+        <w:t xml:space="preserve">app/processing/page.tsx</w:t>
+      </w:r>
+      <w:r>
+        <w:t xml:space="preserve">.</w:t>
+      </w:r>
+    </w:p>
+    <w:bookmarkEnd w:id="21"/>
+    <w:bookmarkStart w:id="22" w:name="steering-docs"/>
+    <w:p>
+      <w:pPr>
+        <w:pStyle w:val="Heading3"/>
+      </w:pPr>
+      <w:r>
+        <w:t xml:space="preserve">Steering docs</w:t>
+      </w:r>
+    </w:p>
+    <w:p>
+      <w:pPr>
+        <w:pStyle w:val="FirstParagraph"/>
+      </w:pPr>
+      <w:r>
+        <w:rPr>
+          <w:b/>
+          <w:bCs/>
+        </w:rPr>
+        <w:t xml:space="preserve">README sections</w:t>
+      </w:r>
+      <w:r>
+        <w:t xml:space="preserve"> </w:t>
+      </w:r>
+      <w:r>
+        <w:t xml:space="preserve">(data flow diagram, SSE reference) plus</w:t>
+      </w:r>
+      <w:r>
+        <w:t xml:space="preserve"> </w:t>
+      </w:r>
+      <w:r>
+        <w:rPr>
+          <w:rStyle w:val="VerbatimChar"/>
+          <w:b/>
+          <w:bCs/>
+        </w:rPr>
+        <w:t xml:space="preserve">lib/types.ts</w:t>
+      </w:r>
+      <w:r>
+        <w:t xml:space="preserve"> </w:t>
+      </w:r>
+      <w:r>
+        <w:t xml:space="preserve">steered multi-file edits. The agent had a single place to check “what is an</w:t>
+      </w:r>
+      <w:r>
+        <w:t xml:space="preserve"> </w:t>
+      </w:r>
+      <w:r>
+        <w:rPr>
+          <w:rStyle w:val="VerbatimChar"/>
+        </w:rPr>
+        <w:t xml:space="preserve">agent_chunk</w:t>
+      </w:r>
+      <w:r>
+        <w:t xml:space="preserve">?”</w:t>
+      </w:r>
+    </w:p>
     <w:bookmarkEnd w:id="22"/>
-    <w:bookmarkStart w:id="23" w:name="closing"/>
+    <w:bookmarkStart w:id="23" w:name="agent-hooks-mcp"/>
+    <w:p>
+      <w:pPr>
+        <w:pStyle w:val="Heading3"/>
+      </w:pPr>
+      <w:r>
+        <w:t xml:space="preserve">Agent hooks &amp; MCP</w:t>
+      </w:r>
+    </w:p>
+    <w:p>
+      <w:pPr>
+        <w:pStyle w:val="FirstParagraph"/>
+      </w:pPr>
+      <w:r>
+        <w:t xml:space="preserve">We granted tooling where useful so the model could</w:t>
+      </w:r>
+      <w:r>
+        <w:t xml:space="preserve"> </w:t>
+      </w:r>
+      <w:r>
+        <w:rPr>
+          <w:b/>
+          <w:bCs/>
+        </w:rPr>
+        <w:t xml:space="preserve">resolve library IDs</w:t>
+      </w:r>
+      <w:r>
+        <w:t xml:space="preserve"> </w:t>
+      </w:r>
+      <w:r>
+        <w:t xml:space="preserve">and</w:t>
+      </w:r>
+      <w:r>
+        <w:t xml:space="preserve"> </w:t>
+      </w:r>
+      <w:r>
+        <w:rPr>
+          <w:b/>
+          <w:bCs/>
+        </w:rPr>
+        <w:t xml:space="preserve">query docs</w:t>
+      </w:r>
+      <w:r>
+        <w:t xml:space="preserve"> </w:t>
+      </w:r>
+      <w:r>
+        <w:t xml:space="preserve">(e.g. Next.js streaming responses, Anthropic streaming SDK). That reduced bad imports and wrong handler signatures—critical for</w:t>
+      </w:r>
+      <w:r>
+        <w:t xml:space="preserve"> </w:t>
+      </w:r>
+      <w:r>
+        <w:rPr>
+          <w:rStyle w:val="VerbatimChar"/>
+        </w:rPr>
+        <w:t xml:space="preserve">ReadableStream</w:t>
+      </w:r>
+      <w:r>
+        <w:t xml:space="preserve"> </w:t>
+      </w:r>
+      <w:r>
+        <w:t xml:space="preserve">+ SSE.</w:t>
+      </w:r>
+    </w:p>
+    <w:bookmarkEnd w:id="23"/>
+    <w:bookmarkStart w:id="24" w:name="kiro-powers-automation"/>
+    <w:p>
+      <w:pPr>
+        <w:pStyle w:val="Heading3"/>
+      </w:pPr>
+      <w:r>
+        <w:t xml:space="preserve">Kiro Powers / automation</w:t>
+      </w:r>
+    </w:p>
+    <w:p>
+      <w:pPr>
+        <w:pStyle w:val="FirstParagraph"/>
+      </w:pPr>
+      <w:r>
+        <w:t xml:space="preserve">Bulk refactors: adding a form field propagated through</w:t>
+      </w:r>
+      <w:r>
+        <w:t xml:space="preserve"> </w:t>
+      </w:r>
+      <w:r>
+        <w:rPr>
+          <w:b/>
+          <w:bCs/>
+        </w:rPr>
+        <w:t xml:space="preserve">types → prompt schema →</w:t>
+      </w:r>
+      <w:r>
+        <w:rPr>
+          <w:b/>
+          <w:bCs/>
+        </w:rPr>
+        <w:t xml:space="preserve"> </w:t>
+      </w:r>
+      <w:r>
+        <w:rPr>
+          <w:rStyle w:val="VerbatimChar"/>
+          <w:b/>
+          <w:bCs/>
+        </w:rPr>
+        <w:t xml:space="preserve">FormDisplay</w:t>
+      </w:r>
+      <w:r>
+        <w:t xml:space="preserve"> </w:t>
+      </w:r>
+      <w:r>
+        <w:t xml:space="preserve">in one logical change set rather than three disconnected edits.</w:t>
+      </w:r>
+    </w:p>
+    <w:p>
+      <w:r>
+        <w:pict>
+          <v:rect style="width:0;height:1.5pt" o:hralign="center" o:hrstd="t" o:hr="t"/>
+        </w:pict>
+      </w:r>
+    </w:p>
+    <w:bookmarkEnd w:id="24"/>
+    <w:bookmarkEnd w:id="25"/>
+    <w:bookmarkStart w:id="26" w:name="from-plan-to-execution-compact-checklist"/>
     <w:p>
       <w:pPr>
         <w:pStyle w:val="Heading2"/>
       </w:pPr>
       <w:r>
+        <w:t xml:space="preserve">From plan to execution (compact checklist)</w:t>
+      </w:r>
+    </w:p>
+    <w:p>
+      <w:pPr>
+        <w:pStyle w:val="Compact"/>
+        <w:numPr>
+          <w:ilvl w:val="0"/>
+          <w:numId w:val="1009"/>
+        </w:numPr>
+      </w:pPr>
+      <w:r>
+        <w:rPr>
+          <w:b/>
+          <w:bCs/>
+        </w:rPr>
+        <w:t xml:space="preserve">Plan:</w:t>
+      </w:r>
+      <w:r>
+        <w:t xml:space="preserve"> </w:t>
+      </w:r>
+      <w:r>
+        <w:t xml:space="preserve">Four parallel agents + form synthesizer + 4-step UI.</w:t>
+      </w:r>
+    </w:p>
+    <w:p>
+      <w:pPr>
+        <w:pStyle w:val="Compact"/>
+        <w:numPr>
+          <w:ilvl w:val="0"/>
+          <w:numId w:val="1009"/>
+        </w:numPr>
+      </w:pPr>
+      <w:r>
+        <w:rPr>
+          <w:b/>
+          <w:bCs/>
+        </w:rPr>
+        <w:t xml:space="preserve">Spec:</w:t>
+      </w:r>
+      <w:r>
+        <w:t xml:space="preserve"> </w:t>
+      </w:r>
+      <w:r>
+        <w:t xml:space="preserve">Types, SSE events, prompt responsibilities.</w:t>
+      </w:r>
+    </w:p>
+    <w:p>
+      <w:pPr>
+        <w:pStyle w:val="Compact"/>
+        <w:numPr>
+          <w:ilvl w:val="0"/>
+          <w:numId w:val="1009"/>
+        </w:numPr>
+      </w:pPr>
+      <w:r>
+        <w:rPr>
+          <w:b/>
+          <w:bCs/>
+        </w:rPr>
+        <w:t xml:space="preserve">Execution:</w:t>
+      </w:r>
+      <w:r>
+        <w:t xml:space="preserve"> </w:t>
+      </w:r>
+      <w:r>
+        <w:rPr>
+          <w:rStyle w:val="VerbatimChar"/>
+        </w:rPr>
+        <w:t xml:space="preserve">orchestrator.ts</w:t>
+      </w:r>
+      <w:r>
+        <w:t xml:space="preserve"> </w:t>
+      </w:r>
+      <w:r>
+        <w:t xml:space="preserve">+</w:t>
+      </w:r>
+      <w:r>
+        <w:t xml:space="preserve"> </w:t>
+      </w:r>
+      <w:r>
+        <w:rPr>
+          <w:rStyle w:val="VerbatimChar"/>
+        </w:rPr>
+        <w:t xml:space="preserve">route.ts</w:t>
+      </w:r>
+      <w:r>
+        <w:t xml:space="preserve"> </w:t>
+      </w:r>
+      <w:r>
+        <w:t xml:space="preserve">+</w:t>
+      </w:r>
+      <w:r>
+        <w:t xml:space="preserve"> </w:t>
+      </w:r>
+      <w:r>
+        <w:rPr>
+          <w:rStyle w:val="VerbatimChar"/>
+        </w:rPr>
+        <w:t xml:space="preserve">processing/page.tsx</w:t>
+      </w:r>
+      <w:r>
+        <w:t xml:space="preserve">.</w:t>
+      </w:r>
+    </w:p>
+    <w:p>
+      <w:pPr>
+        <w:pStyle w:val="Compact"/>
+        <w:numPr>
+          <w:ilvl w:val="0"/>
+          <w:numId w:val="1009"/>
+        </w:numPr>
+      </w:pPr>
+      <w:r>
+        <w:rPr>
+          <w:b/>
+          <w:bCs/>
+        </w:rPr>
+        <w:t xml:space="preserve">Polish:</w:t>
+      </w:r>
+      <w:r>
+        <w:t xml:space="preserve"> </w:t>
+      </w:r>
+      <w:r>
+        <w:t xml:space="preserve">Result view, PDF template, Bland, Deepgram, README, sponsor notes.</w:t>
+      </w:r>
+    </w:p>
+    <w:p>
+      <w:r>
+        <w:pict>
+          <v:rect style="width:0;height:1.5pt" o:hralign="center" o:hrstd="t" o:hr="t"/>
+        </w:pict>
+      </w:r>
+    </w:p>
+    <w:bookmarkEnd w:id="26"/>
+    <w:bookmarkStart w:id="30" w:name="judging-criteria"/>
+    <w:p>
+      <w:pPr>
+        <w:pStyle w:val="Heading2"/>
+      </w:pPr>
+      <w:r>
+        <w:t xml:space="preserve">Judging criteria</w:t>
+      </w:r>
+    </w:p>
+    <w:bookmarkStart w:id="27" w:name="potential-value"/>
+    <w:p>
+      <w:pPr>
+        <w:pStyle w:val="Heading3"/>
+      </w:pPr>
+      <w:r>
+        <w:t xml:space="preserve">Potential value</w:t>
+      </w:r>
+    </w:p>
+    <w:p>
+      <w:pPr>
+        <w:pStyle w:val="Compact"/>
+        <w:numPr>
+          <w:ilvl w:val="0"/>
+          <w:numId w:val="1010"/>
+        </w:numPr>
+      </w:pPr>
+      <w:r>
+        <w:t xml:space="preserve">Addresses a</w:t>
+      </w:r>
+      <w:r>
+        <w:t xml:space="preserve"> </w:t>
+      </w:r>
+      <w:r>
+        <w:rPr>
+          <w:b/>
+          <w:bCs/>
+        </w:rPr>
+        <w:t xml:space="preserve">real operational pain</w:t>
+      </w:r>
+      <w:r>
+        <w:t xml:space="preserve"> </w:t>
+      </w:r>
+      <w:r>
+        <w:t xml:space="preserve">(PA) with a</w:t>
+      </w:r>
+      <w:r>
+        <w:t xml:space="preserve"> </w:t>
+      </w:r>
+      <w:r>
+        <w:rPr>
+          <w:b/>
+          <w:bCs/>
+        </w:rPr>
+        <w:t xml:space="preserve">clear demo path</w:t>
+      </w:r>
+      <w:r>
+        <w:t xml:space="preserve"> </w:t>
+      </w:r>
+      <w:r>
+        <w:t xml:space="preserve">and</w:t>
+      </w:r>
+      <w:r>
+        <w:t xml:space="preserve"> </w:t>
+      </w:r>
+      <w:r>
+        <w:rPr>
+          <w:b/>
+          <w:bCs/>
+        </w:rPr>
+        <w:t xml:space="preserve">optional voice</w:t>
+      </w:r>
+      <w:r>
+        <w:t xml:space="preserve"> </w:t>
+      </w:r>
+      <w:r>
+        <w:t xml:space="preserve">touchpoints.</w:t>
+      </w:r>
+    </w:p>
+    <w:p>
+      <w:pPr>
+        <w:pStyle w:val="Compact"/>
+        <w:numPr>
+          <w:ilvl w:val="0"/>
+          <w:numId w:val="1010"/>
+        </w:numPr>
+      </w:pPr>
+      <w:r>
+        <w:rPr>
+          <w:b/>
+          <w:bCs/>
+        </w:rPr>
+        <w:t xml:space="preserve">Runnable locally</w:t>
+      </w:r>
+      <w:r>
+        <w:t xml:space="preserve"> </w:t>
+      </w:r>
+      <w:r>
+        <w:t xml:space="preserve">with documented keys; printable output suitable for stakeholder review.</w:t>
+      </w:r>
+    </w:p>
+    <w:bookmarkEnd w:id="27"/>
+    <w:bookmarkStart w:id="28" w:name="implementation-leverage-of-kiro"/>
+    <w:p>
+      <w:pPr>
+        <w:pStyle w:val="Heading3"/>
+      </w:pPr>
+      <w:r>
+        <w:t xml:space="preserve">Implementation (leverage of Kiro)</w:t>
+      </w:r>
+    </w:p>
+    <w:p>
+      <w:pPr>
+        <w:pStyle w:val="Compact"/>
+        <w:numPr>
+          <w:ilvl w:val="0"/>
+          <w:numId w:val="1011"/>
+        </w:numPr>
+      </w:pPr>
+      <w:r>
+        <w:rPr>
+          <w:b/>
+          <w:bCs/>
+        </w:rPr>
+        <w:t xml:space="preserve">Modular pipeline</w:t>
+      </w:r>
+      <w:r>
+        <w:t xml:space="preserve"> </w:t>
+      </w:r>
+      <w:r>
+        <w:t xml:space="preserve">(orchestrator + typed SSE) is exactly what scales under agent-generated code.</w:t>
+      </w:r>
+    </w:p>
+    <w:p>
+      <w:pPr>
+        <w:pStyle w:val="Compact"/>
+        <w:numPr>
+          <w:ilvl w:val="0"/>
+          <w:numId w:val="1011"/>
+        </w:numPr>
+      </w:pPr>
+      <w:r>
+        <w:rPr>
+          <w:b/>
+          <w:bCs/>
+        </w:rPr>
+        <w:t xml:space="preserve">Human review</w:t>
+      </w:r>
+      <w:r>
+        <w:t xml:space="preserve"> </w:t>
+      </w:r>
+      <w:r>
+        <w:t xml:space="preserve">on clinical prompts, streaming edge cases, and API keys—not blind codegen.</w:t>
+      </w:r>
+    </w:p>
+    <w:bookmarkEnd w:id="28"/>
+    <w:bookmarkStart w:id="29" w:name="quality-and-design"/>
+    <w:p>
+      <w:pPr>
+        <w:pStyle w:val="Heading3"/>
+      </w:pPr>
+      <w:r>
+        <w:t xml:space="preserve">Quality and design</w:t>
+      </w:r>
+    </w:p>
+    <w:p>
+      <w:pPr>
+        <w:pStyle w:val="Compact"/>
+        <w:numPr>
+          <w:ilvl w:val="0"/>
+          <w:numId w:val="1012"/>
+        </w:numPr>
+      </w:pPr>
+      <w:r>
+        <w:rPr>
+          <w:b/>
+          <w:bCs/>
+        </w:rPr>
+        <w:t xml:space="preserve">Specialist agents</w:t>
+      </w:r>
+      <w:r>
+        <w:t xml:space="preserve"> </w:t>
+      </w:r>
+      <w:r>
+        <w:t xml:space="preserve">mirror real work breakdown.</w:t>
+      </w:r>
+    </w:p>
+    <w:p>
+      <w:pPr>
+        <w:pStyle w:val="Compact"/>
+        <w:numPr>
+          <w:ilvl w:val="0"/>
+          <w:numId w:val="1012"/>
+        </w:numPr>
+      </w:pPr>
+      <w:r>
+        <w:rPr>
+          <w:b/>
+          <w:bCs/>
+        </w:rPr>
+        <w:t xml:space="preserve">Streaming UX</w:t>
+      </w:r>
+      <w:r>
+        <w:t xml:space="preserve"> </w:t>
+      </w:r>
+      <w:r>
+        <w:t xml:space="preserve">shows technical depth beyond a single blocking HTTP call.</w:t>
+      </w:r>
+    </w:p>
+    <w:p>
+      <w:pPr>
+        <w:pStyle w:val="Compact"/>
+        <w:numPr>
+          <w:ilvl w:val="0"/>
+          <w:numId w:val="1012"/>
+        </w:numPr>
+      </w:pPr>
+      <w:r>
+        <w:rPr>
+          <w:b/>
+          <w:bCs/>
+        </w:rPr>
+        <w:t xml:space="preserve">Consistent UI</w:t>
+      </w:r>
+      <w:r>
+        <w:t xml:space="preserve"> </w:t>
+      </w:r>
+      <w:r>
+        <w:t xml:space="preserve">(Tailwind, step flow, cards) reads as a finished demo, not a prototype stub.</w:t>
+      </w:r>
+    </w:p>
+    <w:p>
+      <w:r>
+        <w:pict>
+          <v:rect style="width:0;height:1.5pt" o:hralign="center" o:hrstd="t" o:hr="t"/>
+        </w:pict>
+      </w:r>
+    </w:p>
+    <w:bookmarkEnd w:id="29"/>
+    <w:bookmarkEnd w:id="30"/>
+    <w:bookmarkStart w:id="31" w:name="relationship-to-cursor-claude"/>
+    <w:p>
+      <w:pPr>
+        <w:pStyle w:val="Heading2"/>
+      </w:pPr>
+      <w:r>
+        <w:t xml:space="preserve">Relationship to Cursor / Claude</w:t>
+      </w:r>
+    </w:p>
+    <w:p>
+      <w:pPr>
+        <w:pStyle w:val="FirstParagraph"/>
+      </w:pPr>
+      <w:r>
+        <w:t xml:space="preserve">The same</w:t>
+      </w:r>
+      <w:r>
+        <w:t xml:space="preserve"> </w:t>
+      </w:r>
+      <w:r>
+        <w:rPr>
+          <w:b/>
+          <w:bCs/>
+        </w:rPr>
+        <w:t xml:space="preserve">workflow</w:t>
+      </w:r>
+      <w:r>
+        <w:t xml:space="preserve"> </w:t>
+      </w:r>
+      <w:r>
+        <w:t xml:space="preserve">applies:</w:t>
+      </w:r>
+      <w:r>
+        <w:t xml:space="preserve"> </w:t>
+      </w:r>
+      <w:r>
+        <w:rPr>
+          <w:b/>
+          <w:bCs/>
+        </w:rPr>
+        <w:t xml:space="preserve">contracts first, one orchestration path, docs-grounded SDK usage</w:t>
+      </w:r>
+      <w:r>
+        <w:t xml:space="preserve">. We document</w:t>
+      </w:r>
+      <w:r>
+        <w:t xml:space="preserve"> </w:t>
+      </w:r>
+      <w:r>
+        <w:rPr>
+          <w:b/>
+          <w:bCs/>
+        </w:rPr>
+        <w:t xml:space="preserve">Kiro</w:t>
+      </w:r>
+      <w:r>
+        <w:t xml:space="preserve"> </w:t>
+      </w:r>
+      <w:r>
+        <w:t xml:space="preserve">as the sponsor IDE; the repository structure is evidence of</w:t>
+      </w:r>
+      <w:r>
+        <w:t xml:space="preserve"> </w:t>
+      </w:r>
+      <w:r>
+        <w:rPr>
+          <w:b/>
+          <w:bCs/>
+        </w:rPr>
+        <w:t xml:space="preserve">effective agentic development</w:t>
+      </w:r>
+      <w:r>
+        <w:t xml:space="preserve"> </w:t>
+      </w:r>
+      <w:r>
+        <w:t xml:space="preserve">regardless of brand.</w:t>
+      </w:r>
+    </w:p>
+    <w:p>
+      <w:r>
+        <w:pict>
+          <v:rect style="width:0;height:1.5pt" o:hralign="center" o:hrstd="t" o:hr="t"/>
+        </w:pict>
+      </w:r>
+    </w:p>
+    <w:bookmarkEnd w:id="31"/>
+    <w:bookmarkStart w:id="32" w:name="closing"/>
+    <w:p>
+      <w:pPr>
+        <w:pStyle w:val="Heading2"/>
+      </w:pPr>
+      <w:r>
         <w:t xml:space="preserve">Closing</w:t>
       </w:r>
     </w:p>
@@ -1328,37 +3244,134 @@
         <w:pStyle w:val="FirstParagraph"/>
       </w:pPr>
       <w:r>
-        <w:t xml:space="preserve">We used Kiro effectively by</w:t>
-      </w:r>
-      <w:r>
-        <w:t xml:space="preserve"> </w:t>
-      </w:r>
-      <w:r>
-        <w:rPr>
-          <w:b/>
-          <w:bCs/>
-        </w:rPr>
-        <w:t xml:space="preserve">forcing structure before volume</w:t>
-      </w:r>
-      <w:r>
-        <w:t xml:space="preserve">: types, events, and prompts as the spec, then letting the agent fill in routes, components, and integrations. That approach is visible in the repository layout and in the clarity of the agent pipeline—exactly what judges should look for when scoring</w:t>
-      </w:r>
-      <w:r>
-        <w:t xml:space="preserve"> </w:t>
-      </w:r>
-      <w:r>
-        <w:rPr>
-          <w:b/>
-          <w:bCs/>
-        </w:rPr>
-        <w:t xml:space="preserve">effective use of an agentic IDE</w:t>
+        <w:t xml:space="preserve">We built</w:t>
+      </w:r>
+      <w:r>
+        <w:t xml:space="preserve"> </w:t>
+      </w:r>
+      <w:r>
+        <w:rPr>
+          <w:b/>
+          <w:bCs/>
+        </w:rPr>
+        <w:t xml:space="preserve">AuthAI</w:t>
+      </w:r>
+      <w:r>
+        <w:t xml:space="preserve"> </w:t>
+      </w:r>
+      <w:r>
+        <w:t xml:space="preserve">as a layered Next.js application:</w:t>
+      </w:r>
+      <w:r>
+        <w:t xml:space="preserve"> </w:t>
+      </w:r>
+      <w:r>
+        <w:rPr>
+          <w:b/>
+          <w:bCs/>
+        </w:rPr>
+        <w:t xml:space="preserve">mock patient I/O</w:t>
+      </w:r>
+      <w:r>
+        <w:t xml:space="preserve">,</w:t>
+      </w:r>
+      <w:r>
+        <w:t xml:space="preserve"> </w:t>
+      </w:r>
+      <w:r>
+        <w:rPr>
+          <w:b/>
+          <w:bCs/>
+        </w:rPr>
+        <w:t xml:space="preserve">parallel Claude agents</w:t>
+      </w:r>
+      <w:r>
+        <w:t xml:space="preserve">,</w:t>
+      </w:r>
+      <w:r>
+        <w:t xml:space="preserve"> </w:t>
+      </w:r>
+      <w:r>
+        <w:rPr>
+          <w:b/>
+          <w:bCs/>
+        </w:rPr>
+        <w:t xml:space="preserve">SSE to the browser</w:t>
+      </w:r>
+      <w:r>
+        <w:t xml:space="preserve">,</w:t>
+      </w:r>
+      <w:r>
+        <w:t xml:space="preserve"> </w:t>
+      </w:r>
+      <w:r>
+        <w:rPr>
+          <w:b/>
+          <w:bCs/>
+        </w:rPr>
+        <w:t xml:space="preserve">structured form output</w:t>
+      </w:r>
+      <w:r>
+        <w:t xml:space="preserve">, and</w:t>
+      </w:r>
+      <w:r>
+        <w:t xml:space="preserve"> </w:t>
+      </w:r>
+      <w:r>
+        <w:rPr>
+          <w:b/>
+          <w:bCs/>
+        </w:rPr>
+        <w:t xml:space="preserve">optional voice and print</w:t>
       </w:r>
       <w:r>
         <w:t xml:space="preserve">.</w:t>
       </w:r>
-    </w:p>
-    <w:bookmarkEnd w:id="23"/>
-    <w:bookmarkEnd w:id="24"/>
+      <w:r>
+        <w:t xml:space="preserve"> </w:t>
+      </w:r>
+      <w:r>
+        <w:rPr>
+          <w:b/>
+          <w:bCs/>
+        </w:rPr>
+        <w:t xml:space="preserve">Kiro</w:t>
+      </w:r>
+      <w:r>
+        <w:t xml:space="preserve"> </w:t>
+      </w:r>
+      <w:r>
+        <w:t xml:space="preserve">was used to plan that structure, generate consistent implementation across files, and iterate on UX while keeping</w:t>
+      </w:r>
+      <w:r>
+        <w:t xml:space="preserve"> </w:t>
+      </w:r>
+      <w:r>
+        <w:rPr>
+          <w:b/>
+          <w:bCs/>
+        </w:rPr>
+        <w:t xml:space="preserve">types and events</w:t>
+      </w:r>
+      <w:r>
+        <w:t xml:space="preserve"> </w:t>
+      </w:r>
+      <w:r>
+        <w:t xml:space="preserve">as the source of truth—</w:t>
+      </w:r>
+      <w:r>
+        <w:rPr>
+          <w:b/>
+          <w:bCs/>
+        </w:rPr>
+        <w:t xml:space="preserve">structure before volume</w:t>
+      </w:r>
+      <w:r>
+        <w:t xml:space="preserve">, end to end.</w:t>
+      </w:r>
+    </w:p>
+    <w:bookmarkEnd w:id="32"/>
+    <w:bookmarkEnd w:id="33"/>
     <w:sectPr>
       <w:footnotePr>
         <w:numRestart w:val="eachSect"/>
@@ -1667,6 +3680,9 @@
     <w:abstractNumId w:val="991"/>
   </w:num>
   <w:num w:numId="1003">
+    <w:abstractNumId w:val="991"/>
+  </w:num>
+  <w:num w:numId="1004">
     <w:abstractNumId w:val="99411"/>
     <w:lvlOverride w:ilvl="0">
       <w:startOverride w:val="1"/>
@@ -1696,13 +3712,55 @@
       <w:startOverride w:val="1"/>
     </w:lvlOverride>
   </w:num>
-  <w:num w:numId="1004">
-    <w:abstractNumId w:val="991"/>
-  </w:num>
   <w:num w:numId="1005">
     <w:abstractNumId w:val="991"/>
   </w:num>
   <w:num w:numId="1006">
+    <w:abstractNumId w:val="991"/>
+  </w:num>
+  <w:num w:numId="1007">
+    <w:abstractNumId w:val="991"/>
+  </w:num>
+  <w:num w:numId="1008">
+    <w:abstractNumId w:val="991"/>
+  </w:num>
+  <w:num w:numId="1009">
+    <w:abstractNumId w:val="99411"/>
+    <w:lvlOverride w:ilvl="0">
+      <w:startOverride w:val="1"/>
+    </w:lvlOverride>
+    <w:lvlOverride w:ilvl="1">
+      <w:startOverride w:val="1"/>
+    </w:lvlOverride>
+    <w:lvlOverride w:ilvl="2">
+      <w:startOverride w:val="1"/>
+    </w:lvlOverride>
+    <w:lvlOverride w:ilvl="3">
+      <w:startOverride w:val="1"/>
+    </w:lvlOverride>
+    <w:lvlOverride w:ilvl="4">
+      <w:startOverride w:val="1"/>
+    </w:lvlOverride>
+    <w:lvlOverride w:ilvl="5">
+      <w:startOverride w:val="1"/>
+    </w:lvlOverride>
+    <w:lvlOverride w:ilvl="6">
+      <w:startOverride w:val="1"/>
+    </w:lvlOverride>
+    <w:lvlOverride w:ilvl="7">
+      <w:startOverride w:val="1"/>
+    </w:lvlOverride>
+    <w:lvlOverride w:ilvl="8">
+      <w:startOverride w:val="1"/>
+    </w:lvlOverride>
+  </w:num>
+  <w:num w:numId="1010">
+    <w:abstractNumId w:val="991"/>
+  </w:num>
+  <w:num w:numId="1011">
+    <w:abstractNumId w:val="991"/>
+  </w:num>
+  <w:num w:numId="1012">
     <w:abstractNumId w:val="991"/>
   </w:num>
 </w:numbering>
